--- a/דוחות ניסויים.docx
+++ b/דוחות ניסויים.docx
@@ -1,6 +1,6 @@
 
 <file path=word/document.xml><?xml version="1.0" encoding="utf-8"?>
-<w:document xmlns:wpc="http://schemas.microsoft.com/office/word/2010/wordprocessingCanvas" xmlns:cx="http://schemas.microsoft.com/office/drawing/2014/chartex" xmlns:cx1="http://schemas.microsoft.com/office/drawing/2015/9/8/chartex" xmlns:cx2="http://schemas.microsoft.com/office/drawing/2015/10/21/chartex" xmlns:cx3="http://schemas.microsoft.com/office/drawing/2016/5/9/chartex" xmlns:cx4="http://schemas.microsoft.com/office/drawing/2016/5/10/chartex" xmlns:cx5="http://schemas.microsoft.com/office/drawing/2016/5/11/chartex" xmlns:cx6="http://schemas.microsoft.com/office/drawing/2016/5/12/chartex" xmlns:cx7="http://schemas.microsoft.com/office/drawing/2016/5/13/chartex" xmlns:cx8="http://schemas.microsoft.com/office/drawing/2016/5/14/chartex" xmlns:mc="http://schemas.openxmlformats.org/markup-compatibility/2006" xmlns:aink="http://schemas.microsoft.com/office/drawing/2016/ink" xmlns:am3d="http://schemas.microsoft.com/office/drawing/2017/model3d" xmlns:o="urn:schemas-microsoft-com:office:office" xmlns:r="http://schemas.openxmlformats.org/officeDocument/2006/relationships" xmlns:m="http://schemas.openxmlformats.org/officeDocument/2006/math" xmlns:v="urn:schemas-microsoft-com:vml" xmlns:wp14="http://schemas.microsoft.com/office/word/2010/wordprocessingDrawing" xmlns:wp="http://schemas.openxmlformats.org/drawingml/2006/wordprocessingDrawing" xmlns:w10="urn:schemas-microsoft-com:office:word" xmlns:w="http://schemas.openxmlformats.org/wordprocessingml/2006/main" xmlns:w14="http://schemas.microsoft.com/office/word/2010/wordml" xmlns:w15="http://schemas.microsoft.com/office/word/2012/wordml" xmlns:w16cid="http://schemas.microsoft.com/office/word/2016/wordml/cid" xmlns:w16se="http://schemas.microsoft.com/office/word/2015/wordml/symex" xmlns:wpg="http://schemas.microsoft.com/office/word/2010/wordprocessingGroup" xmlns:wpi="http://schemas.microsoft.com/office/word/2010/wordprocessingInk" xmlns:wne="http://schemas.microsoft.com/office/word/2006/wordml" xmlns:wps="http://schemas.microsoft.com/office/word/2010/wordprocessingShape" mc:Ignorable="w14 w15 w16se w16cid wp14">
+<w:document xmlns:wpc="http://schemas.microsoft.com/office/word/2010/wordprocessingCanvas" xmlns:cx="http://schemas.microsoft.com/office/drawing/2014/chartex" xmlns:cx1="http://schemas.microsoft.com/office/drawing/2015/9/8/chartex" xmlns:cx2="http://schemas.microsoft.com/office/drawing/2015/10/21/chartex" xmlns:cx3="http://schemas.microsoft.com/office/drawing/2016/5/9/chartex" xmlns:cx4="http://schemas.microsoft.com/office/drawing/2016/5/10/chartex" xmlns:cx5="http://schemas.microsoft.com/office/drawing/2016/5/11/chartex" xmlns:cx6="http://schemas.microsoft.com/office/drawing/2016/5/12/chartex" xmlns:cx7="http://schemas.microsoft.com/office/drawing/2016/5/13/chartex" xmlns:cx8="http://schemas.microsoft.com/office/drawing/2016/5/14/chartex" xmlns:mc="http://schemas.openxmlformats.org/markup-compatibility/2006" xmlns:aink="http://schemas.microsoft.com/office/drawing/2016/ink" xmlns:am3d="http://schemas.microsoft.com/office/drawing/2017/model3d" xmlns:o="urn:schemas-microsoft-com:office:office" xmlns:oel="http://schemas.microsoft.com/office/2019/extlst" xmlns:r="http://schemas.openxmlformats.org/officeDocument/2006/relationships" xmlns:m="http://schemas.openxmlformats.org/officeDocument/2006/math" xmlns:v="urn:schemas-microsoft-com:vml" xmlns:wp14="http://schemas.microsoft.com/office/word/2010/wordprocessingDrawing" xmlns:wp="http://schemas.openxmlformats.org/drawingml/2006/wordprocessingDrawing" xmlns:w10="urn:schemas-microsoft-com:office:word" xmlns:w="http://schemas.openxmlformats.org/wordprocessingml/2006/main" xmlns:w14="http://schemas.microsoft.com/office/word/2010/wordml" xmlns:w15="http://schemas.microsoft.com/office/word/2012/wordml" xmlns:w16cex="http://schemas.microsoft.com/office/word/2018/wordml/cex" xmlns:w16cid="http://schemas.microsoft.com/office/word/2016/wordml/cid" xmlns:w16="http://schemas.microsoft.com/office/word/2018/wordml" xmlns:w16du="http://schemas.microsoft.com/office/word/2023/wordml/word16du" xmlns:w16sdtdh="http://schemas.microsoft.com/office/word/2020/wordml/sdtdatahash" xmlns:w16se="http://schemas.microsoft.com/office/word/2015/wordml/symex" xmlns:wpg="http://schemas.microsoft.com/office/word/2010/wordprocessingGroup" xmlns:wpi="http://schemas.microsoft.com/office/word/2010/wordprocessingInk" xmlns:wne="http://schemas.microsoft.com/office/word/2006/wordml" xmlns:wps="http://schemas.microsoft.com/office/word/2010/wordprocessingShape" mc:Ignorable="w14 w15 w16se w16cid w16 w16cex w16sdtdh w16du wp14">
   <w:body>
     <w:p>
       <w:pPr>
@@ -25,7 +25,19 @@
           <w:szCs w:val="72"/>
           <w:rtl/>
         </w:rPr>
-        <w:t>דוח ניסוי: ניסויים 1-3</w:t>
+        <w:t>דוח ניסוי: ניסויים 1-</w:t>
+      </w:r>
+      <w:r>
+        <w:rPr>
+          <w:rFonts w:asciiTheme="majorBidi" w:hAnsiTheme="majorBidi" w:cstheme="majorBidi" w:hint="cs"/>
+          <w:b/>
+          <w:bCs/>
+          <w:color w:val="3366CC"/>
+          <w:sz w:val="72"/>
+          <w:szCs w:val="72"/>
+          <w:rtl/>
+        </w:rPr>
+        <w:t>4</w:t>
       </w:r>
     </w:p>
     <w:p>
@@ -77,7 +89,6 @@
           <w:color w:val="0099CC"/>
           <w:sz w:val="16"/>
           <w:szCs w:val="16"/>
-          <w:lang/>
         </w:rPr>
       </w:pPr>
     </w:p>
@@ -214,25 +225,426 @@
           <w:rFonts w:asciiTheme="majorBidi" w:hAnsiTheme="majorBidi" w:cstheme="majorBidi"/>
           <w:sz w:val="32"/>
           <w:szCs w:val="32"/>
-          <w:lang/>
+        </w:rPr>
+        <w:t>.ESP32</w:t>
+      </w:r>
+    </w:p>
+    <w:p>
+      <w:pPr>
+        <w:rPr>
+          <w:rFonts w:asciiTheme="majorBidi" w:hAnsiTheme="majorBidi" w:cstheme="majorBidi"/>
+          <w:sz w:val="32"/>
+          <w:szCs w:val="32"/>
+        </w:rPr>
+      </w:pPr>
+    </w:p>
+    <w:p>
+      <w:pPr>
+        <w:rPr>
+          <w:rFonts w:asciiTheme="majorBidi" w:hAnsiTheme="majorBidi" w:cstheme="majorBidi"/>
+          <w:sz w:val="32"/>
+          <w:szCs w:val="32"/>
+          <w:u w:val="thick"/>
+        </w:rPr>
+      </w:pPr>
+      <w:r>
+        <w:rPr>
+          <w:rFonts w:asciiTheme="majorBidi" w:hAnsiTheme="majorBidi" w:cstheme="majorBidi" w:hint="cs"/>
+          <w:sz w:val="32"/>
+          <w:szCs w:val="32"/>
+          <w:u w:val="thick"/>
+          <w:rtl/>
+        </w:rPr>
+        <w:t>מהלך הניסוי</w:t>
+      </w:r>
+    </w:p>
+    <w:p>
+      <w:pPr>
+        <w:rPr>
+          <w:rFonts w:asciiTheme="majorBidi" w:hAnsiTheme="majorBidi" w:cstheme="majorBidi"/>
+          <w:sz w:val="32"/>
+          <w:szCs w:val="32"/>
+          <w:rtl/>
+        </w:rPr>
+      </w:pPr>
+      <w:r>
+        <w:rPr>
+          <w:rFonts w:asciiTheme="majorBidi" w:hAnsiTheme="majorBidi" w:cstheme="majorBidi" w:hint="cs"/>
+          <w:sz w:val="32"/>
+          <w:szCs w:val="32"/>
+          <w:rtl/>
+        </w:rPr>
+        <w:t xml:space="preserve">ניסוי בסימולציה - </w:t>
+      </w:r>
+      <w:r>
+        <w:rPr>
+          <w:rFonts w:asciiTheme="majorBidi" w:hAnsiTheme="majorBidi" w:cstheme="majorBidi" w:hint="cs"/>
+          <w:sz w:val="32"/>
+          <w:szCs w:val="32"/>
+          <w:rtl/>
+        </w:rPr>
+        <w:t xml:space="preserve">שלב ראשון הוא פתיחת פרויקט חדש בסביבת עבודה </w:t>
+      </w:r>
+      <w:r>
+        <w:rPr>
+          <w:rFonts w:asciiTheme="majorBidi" w:hAnsiTheme="majorBidi" w:cstheme="majorBidi"/>
+          <w:sz w:val="32"/>
+          <w:szCs w:val="32"/>
+        </w:rPr>
+        <w:t>WOKWI</w:t>
+      </w:r>
+      <w:r>
+        <w:rPr>
+          <w:rFonts w:asciiTheme="majorBidi" w:hAnsiTheme="majorBidi" w:cstheme="majorBidi" w:hint="cs"/>
+          <w:sz w:val="32"/>
+          <w:szCs w:val="32"/>
+          <w:rtl/>
+        </w:rPr>
+        <w:t xml:space="preserve"> </w:t>
+      </w:r>
+      <w:r>
+        <w:rPr>
+          <w:rFonts w:asciiTheme="majorBidi" w:hAnsiTheme="majorBidi" w:cstheme="majorBidi" w:hint="cs"/>
+          <w:sz w:val="32"/>
+          <w:szCs w:val="32"/>
+          <w:rtl/>
+        </w:rPr>
+        <w:t xml:space="preserve">לבניית סימולציה של הניסוי. </w:t>
+      </w:r>
+      <w:r>
+        <w:rPr>
+          <w:rFonts w:asciiTheme="majorBidi" w:hAnsiTheme="majorBidi" w:cstheme="majorBidi" w:hint="cs"/>
+          <w:sz w:val="32"/>
+          <w:szCs w:val="32"/>
+          <w:rtl/>
+        </w:rPr>
+        <w:t xml:space="preserve">שלב שני </w:t>
+      </w:r>
+      <w:r>
+        <w:rPr>
+          <w:rFonts w:asciiTheme="majorBidi" w:hAnsiTheme="majorBidi" w:cstheme="majorBidi" w:hint="cs"/>
+          <w:sz w:val="32"/>
+          <w:szCs w:val="32"/>
+          <w:rtl/>
+        </w:rPr>
+        <w:t xml:space="preserve">הוא </w:t>
+      </w:r>
+      <w:r>
+        <w:rPr>
+          <w:rFonts w:asciiTheme="majorBidi" w:hAnsiTheme="majorBidi" w:cstheme="majorBidi" w:hint="cs"/>
+          <w:sz w:val="32"/>
+          <w:szCs w:val="32"/>
+          <w:rtl/>
+        </w:rPr>
+        <w:t xml:space="preserve">לבחור את הבקר שאיתו </w:t>
+      </w:r>
+      <w:r>
+        <w:rPr>
+          <w:rFonts w:asciiTheme="majorBidi" w:hAnsiTheme="majorBidi" w:cstheme="majorBidi" w:hint="cs"/>
+          <w:sz w:val="32"/>
+          <w:szCs w:val="32"/>
+          <w:rtl/>
+        </w:rPr>
+        <w:t xml:space="preserve">אנחנו </w:t>
+      </w:r>
+      <w:r>
+        <w:rPr>
+          <w:rFonts w:asciiTheme="majorBidi" w:hAnsiTheme="majorBidi" w:cstheme="majorBidi" w:hint="cs"/>
+          <w:sz w:val="32"/>
+          <w:szCs w:val="32"/>
+          <w:rtl/>
+        </w:rPr>
+        <w:t>עובדים</w:t>
+      </w:r>
+      <w:r>
+        <w:rPr>
+          <w:rFonts w:asciiTheme="majorBidi" w:hAnsiTheme="majorBidi" w:cstheme="majorBidi" w:hint="cs"/>
+          <w:sz w:val="32"/>
+          <w:szCs w:val="32"/>
+          <w:rtl/>
+        </w:rPr>
+        <w:t xml:space="preserve"> </w:t>
+      </w:r>
+      <w:r>
+        <w:rPr>
+          <w:rFonts w:asciiTheme="majorBidi" w:hAnsiTheme="majorBidi" w:cstheme="majorBidi" w:hint="cs"/>
+          <w:sz w:val="32"/>
+          <w:szCs w:val="32"/>
+          <w:rtl/>
+        </w:rPr>
+        <w:t xml:space="preserve">(אצלנו זה </w:t>
+      </w:r>
+      <w:r>
+        <w:rPr>
+          <w:rFonts w:asciiTheme="majorBidi" w:hAnsiTheme="majorBidi" w:cstheme="majorBidi"/>
+          <w:sz w:val="32"/>
+          <w:szCs w:val="32"/>
+        </w:rPr>
+        <w:t>ESP32</w:t>
+      </w:r>
+      <w:r>
+        <w:rPr>
+          <w:rFonts w:asciiTheme="majorBidi" w:hAnsiTheme="majorBidi" w:cstheme="majorBidi" w:hint="cs"/>
+          <w:sz w:val="32"/>
+          <w:szCs w:val="32"/>
+          <w:rtl/>
+        </w:rPr>
+        <w:t>)</w:t>
+      </w:r>
+      <w:r>
+        <w:rPr>
+          <w:rFonts w:asciiTheme="majorBidi" w:hAnsiTheme="majorBidi" w:cstheme="majorBidi" w:hint="cs"/>
+          <w:sz w:val="32"/>
+          <w:szCs w:val="32"/>
+          <w:rtl/>
+        </w:rPr>
+        <w:t xml:space="preserve">, </w:t>
+      </w:r>
+      <w:r>
+        <w:rPr>
+          <w:rFonts w:asciiTheme="majorBidi" w:hAnsiTheme="majorBidi" w:cstheme="majorBidi" w:hint="cs"/>
+          <w:sz w:val="32"/>
+          <w:szCs w:val="32"/>
+          <w:rtl/>
+        </w:rPr>
+        <w:t xml:space="preserve">ולאחר </w:t>
+      </w:r>
+      <w:r>
+        <w:rPr>
+          <w:rFonts w:asciiTheme="majorBidi" w:hAnsiTheme="majorBidi" w:cstheme="majorBidi" w:hint="cs"/>
+          <w:sz w:val="32"/>
+          <w:szCs w:val="32"/>
+          <w:rtl/>
+        </w:rPr>
+        <w:t xml:space="preserve">בעזרת פלוס כחול ניתן לבחור את </w:t>
+      </w:r>
+      <w:r>
+        <w:rPr>
+          <w:rFonts w:asciiTheme="majorBidi" w:hAnsiTheme="majorBidi" w:cstheme="majorBidi" w:hint="cs"/>
+          <w:sz w:val="32"/>
+          <w:szCs w:val="32"/>
+          <w:rtl/>
+        </w:rPr>
+        <w:t xml:space="preserve">כל הרכיבים הנדרשים לסימולציה: בקר </w:t>
+      </w:r>
+      <w:r>
+        <w:rPr>
+          <w:rFonts w:asciiTheme="majorBidi" w:hAnsiTheme="majorBidi" w:cstheme="majorBidi"/>
+          <w:sz w:val="32"/>
+          <w:szCs w:val="32"/>
+        </w:rPr>
+        <w:t>ESP32</w:t>
+      </w:r>
+      <w:r>
+        <w:rPr>
+          <w:rFonts w:asciiTheme="majorBidi" w:hAnsiTheme="majorBidi" w:cstheme="majorBidi" w:hint="cs"/>
+          <w:sz w:val="32"/>
+          <w:szCs w:val="32"/>
+          <w:rtl/>
+        </w:rPr>
+        <w:t xml:space="preserve">, מטריצה, לד </w:t>
+      </w:r>
+      <w:r>
+        <w:rPr>
+          <w:rFonts w:asciiTheme="majorBidi" w:hAnsiTheme="majorBidi" w:cstheme="majorBidi"/>
+          <w:sz w:val="32"/>
+          <w:szCs w:val="32"/>
+        </w:rPr>
+        <w:t>RGB</w:t>
+      </w:r>
+      <w:r>
+        <w:rPr>
+          <w:rFonts w:asciiTheme="majorBidi" w:hAnsiTheme="majorBidi" w:cstheme="majorBidi" w:hint="cs"/>
+          <w:sz w:val="32"/>
+          <w:szCs w:val="32"/>
+          <w:rtl/>
+        </w:rPr>
+        <w:t>. מציבים את הלד על המטריצה ומחברים א</w:t>
+      </w:r>
+      <w:r>
+        <w:rPr>
+          <w:rFonts w:asciiTheme="majorBidi" w:hAnsiTheme="majorBidi" w:cstheme="majorBidi" w:hint="cs"/>
+          <w:sz w:val="32"/>
+          <w:szCs w:val="32"/>
+          <w:rtl/>
+        </w:rPr>
+        <w:t xml:space="preserve">ותו לאדמה, ושלושת הפורטים: 2,26,27. </w:t>
+      </w:r>
+      <w:r>
+        <w:rPr>
+          <w:rFonts w:asciiTheme="majorBidi" w:hAnsiTheme="majorBidi" w:cstheme="majorBidi" w:hint="cs"/>
+          <w:sz w:val="32"/>
+          <w:szCs w:val="32"/>
+          <w:rtl/>
+        </w:rPr>
+        <w:t xml:space="preserve">שלב שלישי, </w:t>
+      </w:r>
+      <w:r>
+        <w:rPr>
+          <w:rFonts w:asciiTheme="majorBidi" w:hAnsiTheme="majorBidi" w:cstheme="majorBidi" w:hint="cs"/>
+          <w:sz w:val="32"/>
+          <w:szCs w:val="32"/>
+          <w:rtl/>
+        </w:rPr>
+        <w:t>כותבים קוד תוכנית. בסיום כתיבת קוד,</w:t>
+      </w:r>
+      <w:r>
+        <w:rPr>
+          <w:rFonts w:asciiTheme="majorBidi" w:hAnsiTheme="majorBidi" w:cs="Times New Roman"/>
+          <w:sz w:val="32"/>
+          <w:szCs w:val="32"/>
+          <w:rtl/>
+        </w:rPr>
+        <w:t xml:space="preserve"> נלחץ על "</w:t>
+      </w:r>
+      <w:r>
+        <w:rPr>
+          <w:rFonts w:asciiTheme="majorBidi" w:hAnsiTheme="majorBidi" w:cstheme="majorBidi"/>
+          <w:sz w:val="32"/>
+          <w:szCs w:val="32"/>
+        </w:rPr>
+        <w:t>Play</w:t>
+      </w:r>
+      <w:r>
+        <w:rPr>
+          <w:rFonts w:asciiTheme="majorBidi" w:hAnsiTheme="majorBidi" w:cs="Times New Roman"/>
+          <w:sz w:val="32"/>
+          <w:szCs w:val="32"/>
+          <w:rtl/>
+        </w:rPr>
+        <w:t>" להפעלת הסימולציה</w:t>
+      </w:r>
+      <w:r>
+        <w:rPr>
+          <w:rFonts w:asciiTheme="majorBidi" w:hAnsiTheme="majorBidi" w:cs="Times New Roman" w:hint="cs"/>
+          <w:sz w:val="32"/>
+          <w:szCs w:val="32"/>
+          <w:rtl/>
+        </w:rPr>
+        <w:t xml:space="preserve"> ונוודא שהכל עובד</w:t>
+      </w:r>
+      <w:r>
+        <w:rPr>
+          <w:rFonts w:asciiTheme="majorBidi" w:hAnsiTheme="majorBidi" w:cs="Times New Roman"/>
+          <w:sz w:val="32"/>
+          <w:szCs w:val="32"/>
+          <w:rtl/>
         </w:rPr>
         <w:t>.</w:t>
       </w:r>
-      <w:r>
-        <w:rPr>
-          <w:rFonts w:asciiTheme="majorBidi" w:hAnsiTheme="majorBidi" w:cstheme="majorBidi"/>
-          <w:sz w:val="32"/>
-          <w:szCs w:val="32"/>
-        </w:rPr>
-        <w:t>ESP32</w:t>
-      </w:r>
-    </w:p>
-    <w:p>
-      <w:pPr>
-        <w:rPr>
-          <w:rFonts w:asciiTheme="majorBidi" w:hAnsiTheme="majorBidi" w:cstheme="majorBidi"/>
-          <w:sz w:val="32"/>
-          <w:szCs w:val="32"/>
+    </w:p>
+    <w:p>
+      <w:pPr>
+        <w:rPr>
+          <w:rFonts w:asciiTheme="majorBidi" w:hAnsiTheme="majorBidi" w:cstheme="majorBidi"/>
+          <w:sz w:val="32"/>
+          <w:szCs w:val="32"/>
+          <w:rtl/>
+        </w:rPr>
+      </w:pPr>
+      <w:r>
+        <w:rPr>
+          <w:rFonts w:asciiTheme="majorBidi" w:hAnsiTheme="majorBidi" w:cstheme="majorBidi" w:hint="cs"/>
+          <w:sz w:val="32"/>
+          <w:szCs w:val="32"/>
+          <w:rtl/>
+        </w:rPr>
+        <w:t>ניסוי מעשי -</w:t>
+      </w:r>
+      <w:r>
+        <w:rPr>
+          <w:rFonts w:asciiTheme="majorBidi" w:hAnsiTheme="majorBidi" w:cstheme="majorBidi" w:hint="cs"/>
+          <w:sz w:val="32"/>
+          <w:szCs w:val="32"/>
+          <w:rtl/>
+        </w:rPr>
+        <w:t xml:space="preserve"> מעבירים את הקוד לתוכנה </w:t>
+      </w:r>
+      <w:r>
+        <w:rPr>
+          <w:rFonts w:asciiTheme="majorBidi" w:hAnsiTheme="majorBidi" w:cstheme="majorBidi"/>
+          <w:sz w:val="32"/>
+          <w:szCs w:val="32"/>
+        </w:rPr>
+        <w:t xml:space="preserve"> </w:t>
+      </w:r>
+      <w:r>
+        <w:rPr>
+          <w:rFonts w:asciiTheme="majorBidi" w:hAnsiTheme="majorBidi" w:cstheme="majorBidi"/>
+          <w:sz w:val="32"/>
+          <w:szCs w:val="32"/>
+        </w:rPr>
+        <w:t xml:space="preserve">Arduino </w:t>
+      </w:r>
+      <w:r>
+        <w:rPr>
+          <w:rFonts w:asciiTheme="majorBidi" w:hAnsiTheme="majorBidi" w:cstheme="majorBidi"/>
+          <w:sz w:val="32"/>
+          <w:szCs w:val="32"/>
+        </w:rPr>
+        <w:t>IDE</w:t>
+      </w:r>
+      <w:r>
+        <w:rPr>
+          <w:rFonts w:asciiTheme="majorBidi" w:hAnsiTheme="majorBidi" w:cstheme="majorBidi" w:hint="cs"/>
+          <w:sz w:val="32"/>
+          <w:szCs w:val="32"/>
+          <w:rtl/>
+        </w:rPr>
+        <w:t xml:space="preserve">שבעזרתה נצרוב את הכוד לבקר עצמו. בודקים עוד פעם </w:t>
+      </w:r>
+      <w:r>
+        <w:rPr>
+          <w:rFonts w:asciiTheme="majorBidi" w:hAnsiTheme="majorBidi" w:cstheme="majorBidi" w:hint="cs"/>
+          <w:sz w:val="32"/>
+          <w:szCs w:val="32"/>
+          <w:rtl/>
+        </w:rPr>
+        <w:t>שהקוד</w:t>
+      </w:r>
+      <w:r>
+        <w:rPr>
+          <w:rFonts w:asciiTheme="majorBidi" w:hAnsiTheme="majorBidi" w:cstheme="majorBidi" w:hint="cs"/>
+          <w:sz w:val="32"/>
+          <w:szCs w:val="32"/>
+          <w:rtl/>
+        </w:rPr>
+        <w:t xml:space="preserve"> תקין, ו</w:t>
+      </w:r>
+      <w:r>
+        <w:rPr>
+          <w:rFonts w:asciiTheme="majorBidi" w:hAnsiTheme="majorBidi" w:cstheme="majorBidi" w:hint="cs"/>
+          <w:sz w:val="32"/>
+          <w:szCs w:val="32"/>
+          <w:rtl/>
+        </w:rPr>
+        <w:t xml:space="preserve">מחברים את הקבל </w:t>
+      </w:r>
+      <w:r>
+        <w:rPr>
+          <w:rFonts w:asciiTheme="majorBidi" w:hAnsiTheme="majorBidi" w:cstheme="majorBidi"/>
+          <w:sz w:val="32"/>
+          <w:szCs w:val="32"/>
+        </w:rPr>
+        <w:t>USB</w:t>
+      </w:r>
+      <w:r>
+        <w:rPr>
+          <w:rFonts w:asciiTheme="majorBidi" w:hAnsiTheme="majorBidi" w:cstheme="majorBidi" w:hint="cs"/>
+          <w:sz w:val="32"/>
+          <w:szCs w:val="32"/>
+          <w:rtl/>
+        </w:rPr>
+        <w:t xml:space="preserve"> מהמחשב לבקר לצריבת הקוד. לאחר שחיברנו הכל, מצריבים קוד ורואים תוצאות הניסוי. </w:t>
+      </w:r>
+    </w:p>
+    <w:p>
+      <w:pPr>
+        <w:rPr>
+          <w:rFonts w:asciiTheme="majorBidi" w:hAnsiTheme="majorBidi" w:cstheme="majorBidi"/>
+          <w:sz w:val="32"/>
+          <w:szCs w:val="32"/>
+          <w:rtl/>
         </w:rPr>
       </w:pPr>
     </w:p>
@@ -243,6 +655,7 @@
           <w:sz w:val="32"/>
           <w:szCs w:val="32"/>
           <w:u w:val="thick"/>
+          <w:rtl/>
         </w:rPr>
       </w:pPr>
       <w:r>
@@ -253,35 +666,82 @@
           <w:u w:val="thick"/>
           <w:rtl/>
         </w:rPr>
-        <w:t>מהלך הניסוי</w:t>
-      </w:r>
-    </w:p>
-    <w:p>
-      <w:pPr>
-        <w:rPr>
-          <w:rFonts w:asciiTheme="majorBidi" w:hAnsiTheme="majorBidi" w:cstheme="majorBidi"/>
-          <w:sz w:val="32"/>
-          <w:szCs w:val="32"/>
-          <w:rtl/>
-        </w:rPr>
-      </w:pPr>
-      <w:r>
-        <w:rPr>
-          <w:rFonts w:asciiTheme="majorBidi" w:hAnsiTheme="majorBidi" w:cstheme="majorBidi" w:hint="cs"/>
-          <w:sz w:val="32"/>
-          <w:szCs w:val="32"/>
-          <w:rtl/>
-        </w:rPr>
-        <w:t xml:space="preserve">ניסוי בסימולציה - </w:t>
-      </w:r>
-      <w:r>
-        <w:rPr>
-          <w:rFonts w:asciiTheme="majorBidi" w:hAnsiTheme="majorBidi" w:cstheme="majorBidi" w:hint="cs"/>
-          <w:sz w:val="32"/>
-          <w:szCs w:val="32"/>
-          <w:rtl/>
-        </w:rPr>
-        <w:t xml:space="preserve">שלב ראשון הוא פתיחת פרויקט חדש בסביבת עבודה </w:t>
+        <w:t>מס</w:t>
+      </w:r>
+      <w:r>
+        <w:rPr>
+          <w:rFonts w:asciiTheme="majorBidi" w:hAnsiTheme="majorBidi" w:cstheme="majorBidi" w:hint="cs"/>
+          <w:sz w:val="32"/>
+          <w:szCs w:val="32"/>
+          <w:u w:val="thick"/>
+          <w:rtl/>
+        </w:rPr>
+        <w:t>ק</w:t>
+      </w:r>
+      <w:r>
+        <w:rPr>
+          <w:rFonts w:asciiTheme="majorBidi" w:hAnsiTheme="majorBidi" w:cstheme="majorBidi" w:hint="cs"/>
+          <w:sz w:val="32"/>
+          <w:szCs w:val="32"/>
+          <w:u w:val="thick"/>
+          <w:rtl/>
+        </w:rPr>
+        <w:t xml:space="preserve">נות: </w:t>
+      </w:r>
+    </w:p>
+    <w:p>
+      <w:pPr>
+        <w:rPr>
+          <w:rFonts w:asciiTheme="majorBidi" w:hAnsiTheme="majorBidi" w:cstheme="majorBidi"/>
+          <w:sz w:val="32"/>
+          <w:szCs w:val="32"/>
+          <w:rtl/>
+        </w:rPr>
+      </w:pPr>
+      <w:r>
+        <w:rPr>
+          <w:rFonts w:asciiTheme="majorBidi" w:hAnsiTheme="majorBidi" w:cstheme="majorBidi" w:hint="cs"/>
+          <w:sz w:val="32"/>
+          <w:szCs w:val="32"/>
+          <w:rtl/>
+        </w:rPr>
+        <w:t>לאחר ניסוי זה, אנ</w:t>
+      </w:r>
+      <w:r>
+        <w:rPr>
+          <w:rFonts w:asciiTheme="majorBidi" w:hAnsiTheme="majorBidi" w:cstheme="majorBidi" w:hint="cs"/>
+          <w:sz w:val="32"/>
+          <w:szCs w:val="32"/>
+          <w:rtl/>
+        </w:rPr>
+        <w:t>חנו</w:t>
+      </w:r>
+      <w:r>
+        <w:rPr>
+          <w:rFonts w:asciiTheme="majorBidi" w:hAnsiTheme="majorBidi" w:cstheme="majorBidi" w:hint="cs"/>
+          <w:sz w:val="32"/>
+          <w:szCs w:val="32"/>
+          <w:rtl/>
+        </w:rPr>
+        <w:t xml:space="preserve"> יודע</w:t>
+      </w:r>
+      <w:r>
+        <w:rPr>
+          <w:rFonts w:asciiTheme="majorBidi" w:hAnsiTheme="majorBidi" w:cstheme="majorBidi" w:hint="cs"/>
+          <w:sz w:val="32"/>
+          <w:szCs w:val="32"/>
+          <w:rtl/>
+        </w:rPr>
+        <w:t>ו</w:t>
+      </w:r>
+      <w:r>
+        <w:rPr>
+          <w:rFonts w:asciiTheme="majorBidi" w:hAnsiTheme="majorBidi" w:cstheme="majorBidi" w:hint="cs"/>
+          <w:sz w:val="32"/>
+          <w:szCs w:val="32"/>
+          <w:rtl/>
+        </w:rPr>
+        <w:t xml:space="preserve">ת איך להשתמש בכמה תוכניות: </w:t>
       </w:r>
       <w:r>
         <w:rPr>
@@ -298,565 +758,15 @@
           <w:szCs w:val="32"/>
           <w:rtl/>
         </w:rPr>
-        <w:t xml:space="preserve"> </w:t>
-      </w:r>
-      <w:r>
-        <w:rPr>
-          <w:rFonts w:asciiTheme="majorBidi" w:hAnsiTheme="majorBidi" w:cstheme="majorBidi" w:hint="cs"/>
-          <w:sz w:val="32"/>
-          <w:szCs w:val="32"/>
-          <w:rtl/>
-        </w:rPr>
-        <w:t xml:space="preserve">לבניית סימולציה של הניסוי. </w:t>
-      </w:r>
-      <w:r>
-        <w:rPr>
-          <w:rFonts w:asciiTheme="majorBidi" w:hAnsiTheme="majorBidi" w:cstheme="majorBidi" w:hint="cs"/>
-          <w:sz w:val="32"/>
-          <w:szCs w:val="32"/>
-          <w:rtl/>
-        </w:rPr>
-        <w:t xml:space="preserve">שלב שני </w:t>
-      </w:r>
-      <w:r>
-        <w:rPr>
-          <w:rFonts w:asciiTheme="majorBidi" w:hAnsiTheme="majorBidi" w:cstheme="majorBidi" w:hint="cs"/>
-          <w:sz w:val="32"/>
-          <w:szCs w:val="32"/>
-          <w:rtl/>
-        </w:rPr>
-        <w:t xml:space="preserve">הוא </w:t>
-      </w:r>
-      <w:r>
-        <w:rPr>
-          <w:rFonts w:asciiTheme="majorBidi" w:hAnsiTheme="majorBidi" w:cstheme="majorBidi" w:hint="cs"/>
-          <w:sz w:val="32"/>
-          <w:szCs w:val="32"/>
-          <w:rtl/>
-        </w:rPr>
-        <w:t xml:space="preserve">לבחור את הבקר שאיתו </w:t>
-      </w:r>
-      <w:r>
-        <w:rPr>
-          <w:rFonts w:asciiTheme="majorBidi" w:hAnsiTheme="majorBidi" w:cstheme="majorBidi" w:hint="cs"/>
-          <w:sz w:val="32"/>
-          <w:szCs w:val="32"/>
-          <w:rtl/>
-        </w:rPr>
-        <w:t xml:space="preserve">אנחנו </w:t>
-      </w:r>
-      <w:r>
-        <w:rPr>
-          <w:rFonts w:asciiTheme="majorBidi" w:hAnsiTheme="majorBidi" w:cstheme="majorBidi" w:hint="cs"/>
-          <w:sz w:val="32"/>
-          <w:szCs w:val="32"/>
-          <w:rtl/>
-        </w:rPr>
-        <w:t>עובדים</w:t>
-      </w:r>
-      <w:r>
-        <w:rPr>
-          <w:rFonts w:asciiTheme="majorBidi" w:hAnsiTheme="majorBidi" w:cstheme="majorBidi" w:hint="cs"/>
-          <w:sz w:val="32"/>
-          <w:szCs w:val="32"/>
-          <w:rtl/>
-        </w:rPr>
-        <w:t xml:space="preserve"> </w:t>
-      </w:r>
-      <w:r>
-        <w:rPr>
-          <w:rFonts w:asciiTheme="majorBidi" w:hAnsiTheme="majorBidi" w:cstheme="majorBidi" w:hint="cs"/>
-          <w:sz w:val="32"/>
-          <w:szCs w:val="32"/>
-          <w:rtl/>
-        </w:rPr>
-        <w:t xml:space="preserve">(אצלנו זה </w:t>
-      </w:r>
-      <w:r>
-        <w:rPr>
-          <w:rFonts w:asciiTheme="majorBidi" w:hAnsiTheme="majorBidi" w:cstheme="majorBidi"/>
-          <w:sz w:val="32"/>
-          <w:szCs w:val="32"/>
-        </w:rPr>
-        <w:t>ESP32</w:t>
-      </w:r>
-      <w:r>
-        <w:rPr>
-          <w:rFonts w:asciiTheme="majorBidi" w:hAnsiTheme="majorBidi" w:cstheme="majorBidi" w:hint="cs"/>
-          <w:sz w:val="32"/>
-          <w:szCs w:val="32"/>
-          <w:rtl/>
-        </w:rPr>
-        <w:t>)</w:t>
-      </w:r>
-      <w:r>
-        <w:rPr>
-          <w:rFonts w:asciiTheme="majorBidi" w:hAnsiTheme="majorBidi" w:cstheme="majorBidi" w:hint="cs"/>
-          <w:sz w:val="32"/>
-          <w:szCs w:val="32"/>
-          <w:rtl/>
-        </w:rPr>
         <w:t xml:space="preserve">, </w:t>
       </w:r>
       <w:r>
         <w:rPr>
-          <w:rFonts w:asciiTheme="majorBidi" w:hAnsiTheme="majorBidi" w:cstheme="majorBidi" w:hint="cs"/>
-          <w:sz w:val="32"/>
-          <w:szCs w:val="32"/>
-          <w:rtl/>
-        </w:rPr>
-        <w:t xml:space="preserve">ולאחר </w:t>
-      </w:r>
-      <w:r>
-        <w:rPr>
-          <w:rFonts w:asciiTheme="majorBidi" w:hAnsiTheme="majorBidi" w:cstheme="majorBidi" w:hint="cs"/>
-          <w:sz w:val="32"/>
-          <w:szCs w:val="32"/>
-          <w:rtl/>
-        </w:rPr>
-        <w:t xml:space="preserve">בעזרת פלוס כחול ניתן לבחור את </w:t>
-      </w:r>
-      <w:r>
-        <w:rPr>
-          <w:rFonts w:asciiTheme="majorBidi" w:hAnsiTheme="majorBidi" w:cstheme="majorBidi" w:hint="cs"/>
-          <w:sz w:val="32"/>
-          <w:szCs w:val="32"/>
-          <w:rtl/>
-        </w:rPr>
-        <w:t xml:space="preserve">כל הרכיבים הנדרשים לסימולציה: בקר </w:t>
-      </w:r>
-      <w:r>
-        <w:rPr>
-          <w:rFonts w:asciiTheme="majorBidi" w:hAnsiTheme="majorBidi" w:cstheme="majorBidi"/>
-          <w:sz w:val="32"/>
-          <w:szCs w:val="32"/>
-        </w:rPr>
-        <w:t>ESP32</w:t>
-      </w:r>
-      <w:r>
-        <w:rPr>
-          <w:rFonts w:asciiTheme="majorBidi" w:hAnsiTheme="majorBidi" w:cstheme="majorBidi" w:hint="cs"/>
-          <w:sz w:val="32"/>
-          <w:szCs w:val="32"/>
-          <w:rtl/>
-        </w:rPr>
-        <w:t xml:space="preserve">, מטריצה, לד </w:t>
-      </w:r>
-      <w:r>
-        <w:rPr>
-          <w:rFonts w:asciiTheme="majorBidi" w:hAnsiTheme="majorBidi" w:cstheme="majorBidi"/>
-          <w:sz w:val="32"/>
-          <w:szCs w:val="32"/>
-        </w:rPr>
-        <w:t>RGB</w:t>
-      </w:r>
-      <w:r>
-        <w:rPr>
-          <w:rFonts w:asciiTheme="majorBidi" w:hAnsiTheme="majorBidi" w:cstheme="majorBidi" w:hint="cs"/>
-          <w:sz w:val="32"/>
-          <w:szCs w:val="32"/>
-          <w:rtl/>
-        </w:rPr>
-        <w:t>. מציבים את הלד על המטריצה ומחברים א</w:t>
-      </w:r>
-      <w:r>
-        <w:rPr>
-          <w:rFonts w:asciiTheme="majorBidi" w:hAnsiTheme="majorBidi" w:cstheme="majorBidi" w:hint="cs"/>
-          <w:sz w:val="32"/>
-          <w:szCs w:val="32"/>
-          <w:rtl/>
-        </w:rPr>
-        <w:t xml:space="preserve">ותו לאדמה, ושלושת הפורטים: 2,26,27. </w:t>
-      </w:r>
-      <w:r>
-        <w:rPr>
-          <w:rFonts w:asciiTheme="majorBidi" w:hAnsiTheme="majorBidi" w:cstheme="majorBidi" w:hint="cs"/>
-          <w:sz w:val="32"/>
-          <w:szCs w:val="32"/>
-          <w:rtl/>
-        </w:rPr>
-        <w:t xml:space="preserve">שלב שלישי, </w:t>
-      </w:r>
-      <w:r>
-        <w:rPr>
-          <w:rFonts w:asciiTheme="majorBidi" w:hAnsiTheme="majorBidi" w:cstheme="majorBidi" w:hint="cs"/>
-          <w:sz w:val="32"/>
-          <w:szCs w:val="32"/>
-          <w:rtl/>
-        </w:rPr>
-        <w:t>כותבים קוד תוכנית. בסיום כתיבת קוד,</w:t>
-      </w:r>
-      <w:r>
-        <w:rPr>
-          <w:rFonts w:asciiTheme="majorBidi" w:hAnsiTheme="majorBidi" w:cs="Times New Roman"/>
-          <w:sz w:val="32"/>
-          <w:szCs w:val="32"/>
-          <w:rtl/>
-        </w:rPr>
-        <w:t xml:space="preserve"> נלחץ על "</w:t>
-      </w:r>
-      <w:r>
-        <w:rPr>
-          <w:rFonts w:asciiTheme="majorBidi" w:hAnsiTheme="majorBidi" w:cstheme="majorBidi"/>
-          <w:sz w:val="32"/>
-          <w:szCs w:val="32"/>
-        </w:rPr>
-        <w:t>Play</w:t>
-      </w:r>
-      <w:r>
-        <w:rPr>
-          <w:rFonts w:asciiTheme="majorBidi" w:hAnsiTheme="majorBidi" w:cs="Times New Roman"/>
-          <w:sz w:val="32"/>
-          <w:szCs w:val="32"/>
-          <w:rtl/>
-        </w:rPr>
-        <w:t>" להפעלת הסימולציה</w:t>
-      </w:r>
-      <w:r>
-        <w:rPr>
-          <w:rFonts w:asciiTheme="majorBidi" w:hAnsiTheme="majorBidi" w:cs="Times New Roman" w:hint="cs"/>
-          <w:sz w:val="32"/>
-          <w:szCs w:val="32"/>
-          <w:rtl/>
-        </w:rPr>
-        <w:t xml:space="preserve"> ונוודא </w:t>
-      </w:r>
-      <w:proofErr w:type="spellStart"/>
-      <w:r>
-        <w:rPr>
-          <w:rFonts w:asciiTheme="majorBidi" w:hAnsiTheme="majorBidi" w:cs="Times New Roman" w:hint="cs"/>
-          <w:sz w:val="32"/>
-          <w:szCs w:val="32"/>
-          <w:rtl/>
-        </w:rPr>
-        <w:t>שהכל</w:t>
-      </w:r>
-      <w:proofErr w:type="spellEnd"/>
-      <w:r>
-        <w:rPr>
-          <w:rFonts w:asciiTheme="majorBidi" w:hAnsiTheme="majorBidi" w:cs="Times New Roman" w:hint="cs"/>
-          <w:sz w:val="32"/>
-          <w:szCs w:val="32"/>
-          <w:rtl/>
-        </w:rPr>
-        <w:t xml:space="preserve"> עובד</w:t>
-      </w:r>
-      <w:r>
-        <w:rPr>
-          <w:rFonts w:asciiTheme="majorBidi" w:hAnsiTheme="majorBidi" w:cs="Times New Roman"/>
-          <w:sz w:val="32"/>
-          <w:szCs w:val="32"/>
-          <w:rtl/>
-        </w:rPr>
-        <w:t>.</w:t>
-      </w:r>
-    </w:p>
-    <w:p>
-      <w:pPr>
-        <w:rPr>
-          <w:rFonts w:asciiTheme="majorBidi" w:hAnsiTheme="majorBidi" w:cstheme="majorBidi"/>
-          <w:sz w:val="32"/>
-          <w:szCs w:val="32"/>
-          <w:rtl/>
-        </w:rPr>
-      </w:pPr>
-      <w:r>
-        <w:rPr>
-          <w:rFonts w:asciiTheme="majorBidi" w:hAnsiTheme="majorBidi" w:cstheme="majorBidi" w:hint="cs"/>
-          <w:sz w:val="32"/>
-          <w:szCs w:val="32"/>
-          <w:rtl/>
-        </w:rPr>
-        <w:t>ניסוי מעשי -</w:t>
-      </w:r>
-      <w:r>
-        <w:rPr>
-          <w:rFonts w:asciiTheme="majorBidi" w:hAnsiTheme="majorBidi" w:cstheme="majorBidi" w:hint="cs"/>
-          <w:sz w:val="32"/>
-          <w:szCs w:val="32"/>
-          <w:rtl/>
-        </w:rPr>
-        <w:t xml:space="preserve"> מעבירים את הקוד לתוכנה </w:t>
-      </w:r>
-      <w:r>
-        <w:rPr>
-          <w:rFonts w:asciiTheme="majorBidi" w:hAnsiTheme="majorBidi" w:cstheme="majorBidi"/>
-          <w:sz w:val="32"/>
-          <w:szCs w:val="32"/>
-          <w:lang/>
-        </w:rPr>
-        <w:t xml:space="preserve"> </w:t>
-      </w:r>
-      <w:r>
-        <w:rPr>
-          <w:rFonts w:asciiTheme="majorBidi" w:hAnsiTheme="majorBidi" w:cstheme="majorBidi"/>
-          <w:sz w:val="32"/>
-          <w:szCs w:val="32"/>
-          <w:lang/>
-        </w:rPr>
-        <w:t xml:space="preserve">Arduino </w:t>
-      </w:r>
-      <w:r>
-        <w:rPr>
-          <w:rFonts w:asciiTheme="majorBidi" w:hAnsiTheme="majorBidi" w:cstheme="majorBidi"/>
-          <w:sz w:val="32"/>
-          <w:szCs w:val="32"/>
-          <w:lang/>
-        </w:rPr>
-        <w:t>IDE</w:t>
-      </w:r>
-      <w:r>
-        <w:rPr>
-          <w:rFonts w:asciiTheme="majorBidi" w:hAnsiTheme="majorBidi" w:cstheme="majorBidi" w:hint="cs"/>
-          <w:sz w:val="32"/>
-          <w:szCs w:val="32"/>
-          <w:rtl/>
-        </w:rPr>
-        <w:t xml:space="preserve">שבעזרתה נצרוב את הכוד לבקר עצמו. בודקים עוד פעם </w:t>
-      </w:r>
-      <w:r>
-        <w:rPr>
-          <w:rFonts w:asciiTheme="majorBidi" w:hAnsiTheme="majorBidi" w:cstheme="majorBidi" w:hint="cs"/>
-          <w:sz w:val="32"/>
-          <w:szCs w:val="32"/>
-          <w:rtl/>
-        </w:rPr>
-        <w:t>שהקוד</w:t>
-      </w:r>
-      <w:r>
-        <w:rPr>
-          <w:rFonts w:asciiTheme="majorBidi" w:hAnsiTheme="majorBidi" w:cstheme="majorBidi" w:hint="cs"/>
-          <w:sz w:val="32"/>
-          <w:szCs w:val="32"/>
-          <w:rtl/>
-        </w:rPr>
-        <w:t xml:space="preserve"> תקין, ו</w:t>
-      </w:r>
-      <w:r>
-        <w:rPr>
-          <w:rFonts w:asciiTheme="majorBidi" w:hAnsiTheme="majorBidi" w:cstheme="majorBidi" w:hint="cs"/>
-          <w:sz w:val="32"/>
-          <w:szCs w:val="32"/>
-          <w:rtl/>
-        </w:rPr>
-        <w:t xml:space="preserve">מחברים את הקבל </w:t>
-      </w:r>
-      <w:r>
-        <w:rPr>
-          <w:rFonts w:asciiTheme="majorBidi" w:hAnsiTheme="majorBidi" w:cstheme="majorBidi"/>
-          <w:sz w:val="32"/>
-          <w:szCs w:val="32"/>
-        </w:rPr>
-        <w:t>USB</w:t>
-      </w:r>
-      <w:r>
-        <w:rPr>
-          <w:rFonts w:asciiTheme="majorBidi" w:hAnsiTheme="majorBidi" w:cstheme="majorBidi" w:hint="cs"/>
-          <w:sz w:val="32"/>
-          <w:szCs w:val="32"/>
-          <w:rtl/>
-        </w:rPr>
-        <w:t xml:space="preserve"> מהמחשב לבקר לצריבת הקוד. לאחר שחיברנו </w:t>
-      </w:r>
-      <w:proofErr w:type="spellStart"/>
-      <w:r>
-        <w:rPr>
-          <w:rFonts w:asciiTheme="majorBidi" w:hAnsiTheme="majorBidi" w:cstheme="majorBidi" w:hint="cs"/>
-          <w:sz w:val="32"/>
-          <w:szCs w:val="32"/>
-          <w:rtl/>
-        </w:rPr>
-        <w:t>הכל</w:t>
-      </w:r>
-      <w:proofErr w:type="spellEnd"/>
-      <w:r>
-        <w:rPr>
-          <w:rFonts w:asciiTheme="majorBidi" w:hAnsiTheme="majorBidi" w:cstheme="majorBidi" w:hint="cs"/>
-          <w:sz w:val="32"/>
-          <w:szCs w:val="32"/>
-          <w:rtl/>
-        </w:rPr>
-        <w:t xml:space="preserve">, </w:t>
-      </w:r>
-      <w:proofErr w:type="spellStart"/>
-      <w:r>
-        <w:rPr>
-          <w:rFonts w:asciiTheme="majorBidi" w:hAnsiTheme="majorBidi" w:cstheme="majorBidi" w:hint="cs"/>
-          <w:sz w:val="32"/>
-          <w:szCs w:val="32"/>
-          <w:rtl/>
-        </w:rPr>
-        <w:t>מצריבים</w:t>
-      </w:r>
-      <w:proofErr w:type="spellEnd"/>
-      <w:r>
-        <w:rPr>
-          <w:rFonts w:asciiTheme="majorBidi" w:hAnsiTheme="majorBidi" w:cstheme="majorBidi" w:hint="cs"/>
-          <w:sz w:val="32"/>
-          <w:szCs w:val="32"/>
-          <w:rtl/>
-        </w:rPr>
-        <w:t xml:space="preserve"> קוד ורואים תוצאות הניסוי. </w:t>
-      </w:r>
-    </w:p>
-    <w:p>
-      <w:pPr>
-        <w:rPr>
-          <w:rFonts w:asciiTheme="majorBidi" w:hAnsiTheme="majorBidi" w:cstheme="majorBidi"/>
-          <w:sz w:val="32"/>
-          <w:szCs w:val="32"/>
-          <w:rtl/>
-        </w:rPr>
-      </w:pPr>
-    </w:p>
-    <w:p>
-      <w:pPr>
-        <w:rPr>
-          <w:rFonts w:asciiTheme="majorBidi" w:hAnsiTheme="majorBidi" w:cstheme="majorBidi"/>
-          <w:sz w:val="32"/>
-          <w:szCs w:val="32"/>
-          <w:u w:val="thick"/>
-          <w:rtl/>
-        </w:rPr>
-      </w:pPr>
-      <w:r>
-        <w:rPr>
-          <w:rFonts w:asciiTheme="majorBidi" w:hAnsiTheme="majorBidi" w:cstheme="majorBidi" w:hint="cs"/>
-          <w:sz w:val="32"/>
-          <w:szCs w:val="32"/>
-          <w:u w:val="thick"/>
-          <w:rtl/>
-        </w:rPr>
-        <w:t>מס</w:t>
-      </w:r>
-      <w:r>
-        <w:rPr>
-          <w:rFonts w:asciiTheme="majorBidi" w:hAnsiTheme="majorBidi" w:cstheme="majorBidi" w:hint="cs"/>
-          <w:sz w:val="32"/>
-          <w:szCs w:val="32"/>
-          <w:u w:val="thick"/>
-          <w:rtl/>
-        </w:rPr>
-        <w:t>ק</w:t>
-      </w:r>
-      <w:r>
-        <w:rPr>
-          <w:rFonts w:asciiTheme="majorBidi" w:hAnsiTheme="majorBidi" w:cstheme="majorBidi" w:hint="cs"/>
-          <w:sz w:val="32"/>
-          <w:szCs w:val="32"/>
-          <w:u w:val="thick"/>
-          <w:rtl/>
-        </w:rPr>
-        <w:t xml:space="preserve">נות: </w:t>
-      </w:r>
-    </w:p>
-    <w:p>
-      <w:pPr>
-        <w:rPr>
-          <w:rFonts w:asciiTheme="majorBidi" w:hAnsiTheme="majorBidi" w:cstheme="majorBidi"/>
-          <w:sz w:val="32"/>
-          <w:szCs w:val="32"/>
-          <w:rtl/>
-        </w:rPr>
-      </w:pPr>
-      <w:r>
-        <w:rPr>
-          <w:rFonts w:asciiTheme="majorBidi" w:hAnsiTheme="majorBidi" w:cstheme="majorBidi" w:hint="cs"/>
-          <w:sz w:val="32"/>
-          <w:szCs w:val="32"/>
-          <w:rtl/>
-        </w:rPr>
-        <w:t>לאחר ניסוי זה, אנ</w:t>
-      </w:r>
-      <w:r>
-        <w:rPr>
-          <w:rFonts w:asciiTheme="majorBidi" w:hAnsiTheme="majorBidi" w:cstheme="majorBidi" w:hint="cs"/>
-          <w:sz w:val="32"/>
-          <w:szCs w:val="32"/>
-          <w:rtl/>
-        </w:rPr>
-        <w:t>חנו</w:t>
-      </w:r>
-      <w:r>
-        <w:rPr>
-          <w:rFonts w:asciiTheme="majorBidi" w:hAnsiTheme="majorBidi" w:cstheme="majorBidi" w:hint="cs"/>
-          <w:sz w:val="32"/>
-          <w:szCs w:val="32"/>
-          <w:rtl/>
-        </w:rPr>
-        <w:t xml:space="preserve"> יודע</w:t>
-      </w:r>
-      <w:r>
-        <w:rPr>
-          <w:rFonts w:asciiTheme="majorBidi" w:hAnsiTheme="majorBidi" w:cstheme="majorBidi" w:hint="cs"/>
-          <w:sz w:val="32"/>
-          <w:szCs w:val="32"/>
-          <w:rtl/>
-        </w:rPr>
-        <w:t>ו</w:t>
-      </w:r>
-      <w:r>
-        <w:rPr>
-          <w:rFonts w:asciiTheme="majorBidi" w:hAnsiTheme="majorBidi" w:cstheme="majorBidi" w:hint="cs"/>
-          <w:sz w:val="32"/>
-          <w:szCs w:val="32"/>
-          <w:rtl/>
-        </w:rPr>
-        <w:t xml:space="preserve">ת איך להשתמש בכמה </w:t>
-      </w:r>
-      <w:proofErr w:type="spellStart"/>
-      <w:r>
-        <w:rPr>
-          <w:rFonts w:asciiTheme="majorBidi" w:hAnsiTheme="majorBidi" w:cstheme="majorBidi" w:hint="cs"/>
-          <w:sz w:val="32"/>
-          <w:szCs w:val="32"/>
-          <w:rtl/>
-        </w:rPr>
-        <w:t>תוכניות</w:t>
-      </w:r>
-      <w:proofErr w:type="spellEnd"/>
-      <w:r>
-        <w:rPr>
-          <w:rFonts w:asciiTheme="majorBidi" w:hAnsiTheme="majorBidi" w:cstheme="majorBidi" w:hint="cs"/>
-          <w:sz w:val="32"/>
-          <w:szCs w:val="32"/>
-          <w:rtl/>
-        </w:rPr>
-        <w:t xml:space="preserve">: </w:t>
-      </w:r>
-      <w:r>
-        <w:rPr>
-          <w:rFonts w:asciiTheme="majorBidi" w:hAnsiTheme="majorBidi" w:cstheme="majorBidi"/>
-          <w:sz w:val="32"/>
-          <w:szCs w:val="32"/>
-        </w:rPr>
-        <w:t>WOKWI</w:t>
-      </w:r>
-      <w:r>
-        <w:rPr>
-          <w:rFonts w:asciiTheme="majorBidi" w:hAnsiTheme="majorBidi" w:cstheme="majorBidi" w:hint="cs"/>
-          <w:sz w:val="32"/>
-          <w:szCs w:val="32"/>
-          <w:rtl/>
-        </w:rPr>
-        <w:t xml:space="preserve">, </w:t>
-      </w:r>
-      <w:r>
-        <w:rPr>
-          <w:rFonts w:asciiTheme="majorBidi" w:hAnsiTheme="majorBidi" w:cstheme="majorBidi"/>
-          <w:sz w:val="32"/>
-          <w:szCs w:val="32"/>
-        </w:rPr>
-        <w:t>A</w:t>
-      </w:r>
-      <w:r>
-        <w:rPr>
-          <w:rFonts w:asciiTheme="majorBidi" w:hAnsiTheme="majorBidi" w:cstheme="majorBidi"/>
-          <w:sz w:val="32"/>
-          <w:szCs w:val="32"/>
-          <w:lang/>
-        </w:rPr>
-        <w:t>rduino IDE</w:t>
+          <w:rFonts w:asciiTheme="majorBidi" w:hAnsiTheme="majorBidi" w:cstheme="majorBidi"/>
+          <w:sz w:val="32"/>
+          <w:szCs w:val="32"/>
+        </w:rPr>
+        <w:t>Arduino IDE</w:t>
       </w:r>
       <w:r>
         <w:rPr>
@@ -1034,7 +944,7 @@
           <w:szCs w:val="32"/>
         </w:rPr>
         <w:drawing>
-          <wp:inline distT="0" distB="0" distL="0" distR="0" wp14:anchorId="76C72DE5" wp14:editId="3A3364C1">
+          <wp:inline distT="0" distB="0" distL="0" distR="0" wp14:anchorId="76C72DE5" wp14:editId="71C0BD15">
             <wp:extent cx="2731337" cy="2895600"/>
             <wp:effectExtent l="0" t="0" r="0" b="0"/>
             <wp:docPr id="1310538104" name="תמונה 1"/>
@@ -1165,7 +1075,7 @@
           <w:numId w:val="4"/>
         </w:numPr>
         <w:rPr>
-          <w:rFonts w:asciiTheme="majorBidi" w:hAnsiTheme="majorBidi" w:cstheme="majorBidi" w:hint="cs"/>
+          <w:rFonts w:asciiTheme="majorBidi" w:hAnsiTheme="majorBidi" w:cstheme="majorBidi"/>
           <w:sz w:val="32"/>
           <w:szCs w:val="32"/>
         </w:rPr>
@@ -1675,7 +1585,6 @@
         </w:rPr>
         <w:t xml:space="preserve">  </w:t>
       </w:r>
-      <w:proofErr w:type="spellStart"/>
       <w:proofErr w:type="gramStart"/>
       <w:r>
         <w:rPr>
@@ -1688,7 +1597,6 @@
         </w:rPr>
         <w:t>pinMode</w:t>
       </w:r>
-      <w:proofErr w:type="spellEnd"/>
       <w:r>
         <w:rPr>
           <w:rFonts w:ascii="Consolas" w:eastAsia="Times New Roman" w:hAnsi="Consolas" w:cs="Times New Roman"/>
@@ -1793,7 +1701,6 @@
         </w:rPr>
         <w:t xml:space="preserve">  </w:t>
       </w:r>
-      <w:proofErr w:type="spellStart"/>
       <w:proofErr w:type="gramStart"/>
       <w:r>
         <w:rPr>
@@ -1806,7 +1713,6 @@
         </w:rPr>
         <w:t>pinMode</w:t>
       </w:r>
-      <w:proofErr w:type="spellEnd"/>
       <w:r>
         <w:rPr>
           <w:rFonts w:ascii="Consolas" w:eastAsia="Times New Roman" w:hAnsi="Consolas" w:cs="Times New Roman"/>
@@ -1911,7 +1817,6 @@
         </w:rPr>
         <w:t xml:space="preserve">  </w:t>
       </w:r>
-      <w:proofErr w:type="spellStart"/>
       <w:proofErr w:type="gramStart"/>
       <w:r>
         <w:rPr>
@@ -1924,7 +1829,6 @@
         </w:rPr>
         <w:t>pinMode</w:t>
       </w:r>
-      <w:proofErr w:type="spellEnd"/>
       <w:r>
         <w:rPr>
           <w:rFonts w:ascii="Consolas" w:eastAsia="Times New Roman" w:hAnsi="Consolas" w:cs="Times New Roman"/>
@@ -2082,7 +1986,6 @@
         <w:lastRenderedPageBreak/>
         <w:t xml:space="preserve">  </w:t>
       </w:r>
-      <w:proofErr w:type="spellStart"/>
       <w:proofErr w:type="gramStart"/>
       <w:r>
         <w:rPr>
@@ -2095,7 +1998,6 @@
         </w:rPr>
         <w:t>digitalWrite</w:t>
       </w:r>
-      <w:proofErr w:type="spellEnd"/>
       <w:r>
         <w:rPr>
           <w:rFonts w:ascii="Consolas" w:eastAsia="Times New Roman" w:hAnsi="Consolas" w:cs="Times New Roman"/>
@@ -2200,7 +2102,6 @@
         </w:rPr>
         <w:t xml:space="preserve">  </w:t>
       </w:r>
-      <w:proofErr w:type="spellStart"/>
       <w:proofErr w:type="gramStart"/>
       <w:r>
         <w:rPr>
@@ -2213,7 +2114,6 @@
         </w:rPr>
         <w:t>digitalWrite</w:t>
       </w:r>
-      <w:proofErr w:type="spellEnd"/>
       <w:r>
         <w:rPr>
           <w:rFonts w:ascii="Consolas" w:eastAsia="Times New Roman" w:hAnsi="Consolas" w:cs="Times New Roman"/>
@@ -2318,7 +2218,6 @@
         </w:rPr>
         <w:t xml:space="preserve">  </w:t>
       </w:r>
-      <w:proofErr w:type="spellStart"/>
       <w:proofErr w:type="gramStart"/>
       <w:r>
         <w:rPr>
@@ -2331,7 +2230,6 @@
         </w:rPr>
         <w:t>digitalWrite</w:t>
       </w:r>
-      <w:proofErr w:type="spellEnd"/>
       <w:r>
         <w:rPr>
           <w:rFonts w:ascii="Consolas" w:eastAsia="Times New Roman" w:hAnsi="Consolas" w:cs="Times New Roman"/>
@@ -2608,7 +2506,6 @@
         </w:rPr>
         <w:t xml:space="preserve">  </w:t>
       </w:r>
-      <w:proofErr w:type="spellStart"/>
       <w:proofErr w:type="gramStart"/>
       <w:r>
         <w:rPr>
@@ -2621,7 +2518,6 @@
         </w:rPr>
         <w:t>digitalWrite</w:t>
       </w:r>
-      <w:proofErr w:type="spellEnd"/>
       <w:r>
         <w:rPr>
           <w:rFonts w:ascii="Consolas" w:eastAsia="Times New Roman" w:hAnsi="Consolas" w:cs="Times New Roman"/>
@@ -2726,7 +2622,6 @@
         </w:rPr>
         <w:t xml:space="preserve">  </w:t>
       </w:r>
-      <w:proofErr w:type="spellStart"/>
       <w:proofErr w:type="gramStart"/>
       <w:r>
         <w:rPr>
@@ -2739,7 +2634,6 @@
         </w:rPr>
         <w:t>digitalWrite</w:t>
       </w:r>
-      <w:proofErr w:type="spellEnd"/>
       <w:r>
         <w:rPr>
           <w:rFonts w:ascii="Consolas" w:eastAsia="Times New Roman" w:hAnsi="Consolas" w:cs="Times New Roman"/>
@@ -2844,7 +2738,6 @@
         </w:rPr>
         <w:t xml:space="preserve">  </w:t>
       </w:r>
-      <w:proofErr w:type="spellStart"/>
       <w:proofErr w:type="gramStart"/>
       <w:r>
         <w:rPr>
@@ -2857,7 +2750,6 @@
         </w:rPr>
         <w:t>digitalWrite</w:t>
       </w:r>
-      <w:proofErr w:type="spellEnd"/>
       <w:r>
         <w:rPr>
           <w:rFonts w:ascii="Consolas" w:eastAsia="Times New Roman" w:hAnsi="Consolas" w:cs="Times New Roman"/>
@@ -3097,7 +2989,6 @@
         </w:rPr>
         <w:t xml:space="preserve">  </w:t>
       </w:r>
-      <w:proofErr w:type="spellStart"/>
       <w:proofErr w:type="gramStart"/>
       <w:r>
         <w:rPr>
@@ -3110,7 +3001,6 @@
         </w:rPr>
         <w:t>digitalWrite</w:t>
       </w:r>
-      <w:proofErr w:type="spellEnd"/>
       <w:r>
         <w:rPr>
           <w:rFonts w:ascii="Consolas" w:eastAsia="Times New Roman" w:hAnsi="Consolas" w:cs="Times New Roman"/>
@@ -3215,7 +3105,6 @@
         </w:rPr>
         <w:t xml:space="preserve">  </w:t>
       </w:r>
-      <w:proofErr w:type="spellStart"/>
       <w:proofErr w:type="gramStart"/>
       <w:r>
         <w:rPr>
@@ -3228,7 +3117,6 @@
         </w:rPr>
         <w:t>digitalWrite</w:t>
       </w:r>
-      <w:proofErr w:type="spellEnd"/>
       <w:r>
         <w:rPr>
           <w:rFonts w:ascii="Consolas" w:eastAsia="Times New Roman" w:hAnsi="Consolas" w:cs="Times New Roman"/>
@@ -3333,7 +3221,6 @@
         </w:rPr>
         <w:t xml:space="preserve">  </w:t>
       </w:r>
-      <w:proofErr w:type="spellStart"/>
       <w:proofErr w:type="gramStart"/>
       <w:r>
         <w:rPr>
@@ -3346,7 +3233,6 @@
         </w:rPr>
         <w:t>digitalWrite</w:t>
       </w:r>
-      <w:proofErr w:type="spellEnd"/>
       <w:r>
         <w:rPr>
           <w:rFonts w:ascii="Consolas" w:eastAsia="Times New Roman" w:hAnsi="Consolas" w:cs="Times New Roman"/>
@@ -3586,7 +3472,6 @@
         </w:rPr>
         <w:t xml:space="preserve">  </w:t>
       </w:r>
-      <w:proofErr w:type="spellStart"/>
       <w:proofErr w:type="gramStart"/>
       <w:r>
         <w:rPr>
@@ -3599,7 +3484,6 @@
         </w:rPr>
         <w:t>digitalWrite</w:t>
       </w:r>
-      <w:proofErr w:type="spellEnd"/>
       <w:r>
         <w:rPr>
           <w:rFonts w:ascii="Consolas" w:eastAsia="Times New Roman" w:hAnsi="Consolas" w:cs="Times New Roman"/>
@@ -3704,7 +3588,6 @@
         </w:rPr>
         <w:t xml:space="preserve">  </w:t>
       </w:r>
-      <w:proofErr w:type="spellStart"/>
       <w:proofErr w:type="gramStart"/>
       <w:r>
         <w:rPr>
@@ -3717,7 +3600,6 @@
         </w:rPr>
         <w:t>digitalWrite</w:t>
       </w:r>
-      <w:proofErr w:type="spellEnd"/>
       <w:r>
         <w:rPr>
           <w:rFonts w:ascii="Consolas" w:eastAsia="Times New Roman" w:hAnsi="Consolas" w:cs="Times New Roman"/>
@@ -3822,7 +3704,6 @@
         </w:rPr>
         <w:t xml:space="preserve">  </w:t>
       </w:r>
-      <w:proofErr w:type="spellStart"/>
       <w:proofErr w:type="gramStart"/>
       <w:r>
         <w:rPr>
@@ -3835,7 +3716,6 @@
         </w:rPr>
         <w:t>digitalWrite</w:t>
       </w:r>
-      <w:proofErr w:type="spellEnd"/>
       <w:r>
         <w:rPr>
           <w:rFonts w:ascii="Consolas" w:eastAsia="Times New Roman" w:hAnsi="Consolas" w:cs="Times New Roman"/>
@@ -4004,7 +3884,7 @@
         <w:bidi w:val="0"/>
         <w:spacing w:after="0" w:line="285" w:lineRule="atLeast"/>
         <w:rPr>
-          <w:rFonts w:ascii="Consolas" w:eastAsia="Times New Roman" w:hAnsi="Consolas" w:cs="Times New Roman" w:hint="cs"/>
+          <w:rFonts w:ascii="Consolas" w:eastAsia="Times New Roman" w:hAnsi="Consolas" w:cs="Times New Roman"/>
           <w:color w:val="D4D4D4"/>
           <w:kern w:val="0"/>
           <w:sz w:val="18"/>
@@ -4149,7 +4029,7 @@
                 <v:stroke joinstyle="miter"/>
                 <v:path gradientshapeok="t" o:connecttype="rect"/>
               </v:shapetype>
-              <v:shape id="תיבת טקסט 10" o:spid="_x0000_s1026" type="#_x0000_t202" style="position:absolute;left:0;text-align:left;margin-left:315.3pt;margin-top:22.6pt;width:66pt;height:56.15pt;z-index:251661312;visibility:visible;mso-wrap-style:square;mso-width-percent:0;mso-wrap-distance-left:9pt;mso-wrap-distance-top:0;mso-wrap-distance-right:9pt;mso-wrap-distance-bottom:0;mso-position-horizontal:absolute;mso-position-horizontal-relative:text;mso-position-vertical:absolute;mso-position-vertical-relative:text;mso-width-percent:0;mso-width-relative:margin;v-text-anchor:top" o:gfxdata="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" fillcolor="white [3201]" strokecolor="black [3200]" strokeweight="1pt">
+              <v:shape id="תיבת טקסט 10" o:spid="_x0000_s1026" type="#_x0000_t202" style="position:absolute;left:0;text-align:left;margin-left:315.3pt;margin-top:22.6pt;width:66pt;height:56.15pt;z-index:251661312;visibility:visible;mso-wrap-style:square;mso-width-percent:0;mso-wrap-distance-left:9pt;mso-wrap-distance-top:0;mso-wrap-distance-right:9pt;mso-wrap-distance-bottom:0;mso-position-horizontal:absolute;mso-position-horizontal-relative:text;mso-position-vertical:absolute;mso-position-vertical-relative:text;mso-width-percent:0;mso-width-relative:margin;v-text-anchor:top" o:gfxdata="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" fillcolor="white [3201]" strokecolor="black [3200]" strokeweight="1pt">
                 <v:textbox>
                   <w:txbxContent>
                     <w:p>
@@ -4300,7 +4180,7 @@
           </mc:Choice>
           <mc:Fallback>
             <w:pict>
-              <v:shape w14:anchorId="10888668" id="תיבת טקסט 13" o:spid="_x0000_s1027" type="#_x0000_t202" style="position:absolute;left:0;text-align:left;margin-left:66.05pt;margin-top:22.05pt;width:66pt;height:54.5pt;z-index:251664384;visibility:visible;mso-wrap-style:square;mso-height-percent:0;mso-wrap-distance-left:9pt;mso-wrap-distance-top:0;mso-wrap-distance-right:9pt;mso-wrap-distance-bottom:0;mso-position-horizontal:absolute;mso-position-horizontal-relative:text;mso-position-vertical:absolute;mso-position-vertical-relative:text;mso-height-percent:0;mso-height-relative:margin;v-text-anchor:top" o:gfxdata="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" fillcolor="white [3201]" strokeweight=".5pt">
+              <v:shape w14:anchorId="10888668" id="תיבת טקסט 13" o:spid="_x0000_s1027" type="#_x0000_t202" style="position:absolute;left:0;text-align:left;margin-left:66.05pt;margin-top:22.05pt;width:66pt;height:54.5pt;z-index:251664384;visibility:visible;mso-wrap-style:square;mso-height-percent:0;mso-wrap-distance-left:9pt;mso-wrap-distance-top:0;mso-wrap-distance-right:9pt;mso-wrap-distance-bottom:0;mso-position-horizontal:absolute;mso-position-horizontal-relative:text;mso-position-vertical:absolute;mso-position-vertical-relative:text;mso-height-percent:0;mso-height-relative:margin;v-text-anchor:top" o:gfxdata="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" fillcolor="white [3201]" strokeweight=".5pt">
                 <v:textbox>
                   <w:txbxContent>
                     <w:p>
@@ -4416,7 +4296,7 @@
               </wp:anchor>
             </w:drawing>
           </mc:Choice>
-          <mc:Fallback xmlns:w16sdtdh="http://schemas.microsoft.com/office/word/2020/wordml/sdtdatahash" xmlns:w16du="http://schemas.microsoft.com/office/word/2023/wordml/word16du" xmlns:w16="http://schemas.microsoft.com/office/word/2018/wordml" xmlns:w16cex="http://schemas.microsoft.com/office/word/2018/wordml/cex" xmlns:oel="http://schemas.microsoft.com/office/2019/extlst">
+          <mc:Fallback>
             <w:pict>
               <v:shapetype w14:anchorId="0428005F" id="_x0000_t67" coordsize="21600,21600" o:spt="67" adj="16200,5400" path="m0@0l@1@0@1,0@2,0@2@0,21600@0,10800,21600xe">
                 <v:stroke joinstyle="miter"/>
@@ -4508,7 +4388,7 @@
               </wp:anchor>
             </w:drawing>
           </mc:Choice>
-          <mc:Fallback xmlns:w16sdtdh="http://schemas.microsoft.com/office/word/2020/wordml/sdtdatahash" xmlns:w16du="http://schemas.microsoft.com/office/word/2023/wordml/word16du" xmlns:w16="http://schemas.microsoft.com/office/word/2018/wordml" xmlns:w16cex="http://schemas.microsoft.com/office/word/2018/wordml/cex" xmlns:oel="http://schemas.microsoft.com/office/2019/extlst">
+          <mc:Fallback>
             <w:pict>
               <v:shape w14:anchorId="5477CC46" id="חץ: למטה 9" o:spid="_x0000_s1026" type="#_x0000_t67" alt="סרטון סימולציה&#10;" style="position:absolute;left:0;text-align:left;margin-left:276.3pt;margin-top:18.2pt;width:2in;height:121.1pt;z-index:251660288;visibility:visible;mso-wrap-style:square;mso-height-percent:0;mso-wrap-distance-left:9pt;mso-wrap-distance-top:0;mso-wrap-distance-right:9pt;mso-wrap-distance-bottom:0;mso-position-horizontal:absolute;mso-position-horizontal-relative:text;mso-position-vertical:absolute;mso-position-vertical-relative:text;mso-height-percent:0;mso-height-relative:margin;v-text-anchor:middle" o:gfxdata="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" adj="10800" fillcolor="#4472c4 [3204]" strokecolor="#09101d [484]" strokeweight="1pt"/>
             </w:pict>
@@ -5133,27 +5013,7 @@
           <w:szCs w:val="32"/>
           <w:rtl/>
         </w:rPr>
-        <w:t xml:space="preserve"> ונוודא </w:t>
-      </w:r>
-      <w:proofErr w:type="spellStart"/>
-      <w:r>
-        <w:rPr>
-          <w:rFonts w:asciiTheme="majorBidi" w:hAnsiTheme="majorBidi" w:cs="Times New Roman" w:hint="cs"/>
-          <w:sz w:val="32"/>
-          <w:szCs w:val="32"/>
-          <w:rtl/>
-        </w:rPr>
-        <w:t>שהכל</w:t>
-      </w:r>
-      <w:proofErr w:type="spellEnd"/>
-      <w:r>
-        <w:rPr>
-          <w:rFonts w:asciiTheme="majorBidi" w:hAnsiTheme="majorBidi" w:cs="Times New Roman" w:hint="cs"/>
-          <w:sz w:val="32"/>
-          <w:szCs w:val="32"/>
-          <w:rtl/>
-        </w:rPr>
-        <w:t xml:space="preserve"> עובד</w:t>
+        <w:t xml:space="preserve"> ונוודא שהכל עובד</w:t>
       </w:r>
       <w:r>
         <w:rPr>
@@ -5188,7 +5048,6 @@
           <w:rFonts w:asciiTheme="majorBidi" w:hAnsiTheme="majorBidi" w:cstheme="majorBidi"/>
           <w:sz w:val="32"/>
           <w:szCs w:val="32"/>
-          <w:lang/>
         </w:rPr>
         <w:t xml:space="preserve"> Arduino IDE</w:t>
       </w:r>
@@ -5208,16 +5067,7 @@
           <w:szCs w:val="32"/>
           <w:rtl/>
         </w:rPr>
-        <w:t>שהקוד</w:t>
-      </w:r>
-      <w:r>
-        <w:rPr>
-          <w:rFonts w:asciiTheme="majorBidi" w:hAnsiTheme="majorBidi" w:cstheme="majorBidi" w:hint="cs"/>
-          <w:sz w:val="32"/>
-          <w:szCs w:val="32"/>
-          <w:rtl/>
-        </w:rPr>
-        <w:t xml:space="preserve"> </w:t>
+        <w:t xml:space="preserve">שהקוד </w:t>
       </w:r>
       <w:r>
         <w:rPr>
@@ -5243,47 +5093,7 @@
           <w:szCs w:val="32"/>
           <w:rtl/>
         </w:rPr>
-        <w:t xml:space="preserve"> מהמחשב לבקר לצריבת הקוד. לאחר שחיברנו </w:t>
-      </w:r>
-      <w:proofErr w:type="spellStart"/>
-      <w:r>
-        <w:rPr>
-          <w:rFonts w:asciiTheme="majorBidi" w:hAnsiTheme="majorBidi" w:cstheme="majorBidi" w:hint="cs"/>
-          <w:sz w:val="32"/>
-          <w:szCs w:val="32"/>
-          <w:rtl/>
-        </w:rPr>
-        <w:t>הכל</w:t>
-      </w:r>
-      <w:proofErr w:type="spellEnd"/>
-      <w:r>
-        <w:rPr>
-          <w:rFonts w:asciiTheme="majorBidi" w:hAnsiTheme="majorBidi" w:cstheme="majorBidi" w:hint="cs"/>
-          <w:sz w:val="32"/>
-          <w:szCs w:val="32"/>
-          <w:rtl/>
-        </w:rPr>
-        <w:t xml:space="preserve">, </w:t>
-      </w:r>
-      <w:proofErr w:type="spellStart"/>
-      <w:r>
-        <w:rPr>
-          <w:rFonts w:asciiTheme="majorBidi" w:hAnsiTheme="majorBidi" w:cstheme="majorBidi" w:hint="cs"/>
-          <w:sz w:val="32"/>
-          <w:szCs w:val="32"/>
-          <w:rtl/>
-        </w:rPr>
-        <w:t>מצריבים</w:t>
-      </w:r>
-      <w:proofErr w:type="spellEnd"/>
-      <w:r>
-        <w:rPr>
-          <w:rFonts w:asciiTheme="majorBidi" w:hAnsiTheme="majorBidi" w:cstheme="majorBidi" w:hint="cs"/>
-          <w:sz w:val="32"/>
-          <w:szCs w:val="32"/>
-          <w:rtl/>
-        </w:rPr>
-        <w:t xml:space="preserve"> קוד ורואים תוצאות הניסוי.</w:t>
+        <w:t xml:space="preserve"> מהמחשב לבקר לצריבת הקוד. לאחר שחיברנו הכל, מצריבים קוד ורואים תוצאות הניסוי.</w:t>
       </w:r>
     </w:p>
     <w:p>
@@ -5424,27 +5234,7 @@
           <w:szCs w:val="32"/>
           <w:rtl/>
         </w:rPr>
-        <w:t xml:space="preserve"> </w:t>
-      </w:r>
-      <w:proofErr w:type="spellStart"/>
-      <w:r>
-        <w:rPr>
-          <w:rFonts w:asciiTheme="majorBidi" w:hAnsiTheme="majorBidi" w:cstheme="majorBidi" w:hint="cs"/>
-          <w:sz w:val="32"/>
-          <w:szCs w:val="32"/>
-          <w:rtl/>
-        </w:rPr>
-        <w:t>ידלק</w:t>
-      </w:r>
-      <w:proofErr w:type="spellEnd"/>
-      <w:r>
-        <w:rPr>
-          <w:rFonts w:asciiTheme="majorBidi" w:hAnsiTheme="majorBidi" w:cstheme="majorBidi" w:hint="cs"/>
-          <w:sz w:val="32"/>
-          <w:szCs w:val="32"/>
-          <w:rtl/>
-        </w:rPr>
-        <w:t xml:space="preserve"> צבע מסוים של הלד. כך, הלחצן משפיע על מצבו של הלד. </w:t>
+        <w:t xml:space="preserve"> ידלק צבע מסוים של הלד. כך, הלחצן משפיע על מצבו של הלד. </w:t>
       </w:r>
     </w:p>
     <w:p>
@@ -5660,7 +5450,7 @@
     <w:p>
       <w:pPr>
         <w:rPr>
-          <w:rFonts w:asciiTheme="majorBidi" w:hAnsiTheme="majorBidi" w:cstheme="majorBidi" w:hint="cs"/>
+          <w:rFonts w:asciiTheme="majorBidi" w:hAnsiTheme="majorBidi" w:cstheme="majorBidi"/>
           <w:sz w:val="32"/>
           <w:szCs w:val="32"/>
         </w:rPr>
@@ -6240,7 +6030,6 @@
         </w:rPr>
         <w:t xml:space="preserve">  </w:t>
       </w:r>
-      <w:proofErr w:type="spellStart"/>
       <w:proofErr w:type="gramStart"/>
       <w:r>
         <w:rPr>
@@ -6253,7 +6042,6 @@
         </w:rPr>
         <w:t>pinMode</w:t>
       </w:r>
-      <w:proofErr w:type="spellEnd"/>
       <w:r>
         <w:rPr>
           <w:rFonts w:ascii="Consolas" w:eastAsia="Times New Roman" w:hAnsi="Consolas" w:cs="Times New Roman"/>
@@ -6359,7 +6147,6 @@
         </w:rPr>
         <w:t xml:space="preserve">  </w:t>
       </w:r>
-      <w:proofErr w:type="spellStart"/>
       <w:proofErr w:type="gramStart"/>
       <w:r>
         <w:rPr>
@@ -6372,7 +6159,6 @@
         </w:rPr>
         <w:t>pinMode</w:t>
       </w:r>
-      <w:proofErr w:type="spellEnd"/>
       <w:r>
         <w:rPr>
           <w:rFonts w:ascii="Consolas" w:eastAsia="Times New Roman" w:hAnsi="Consolas" w:cs="Times New Roman"/>
@@ -6478,7 +6264,6 @@
         </w:rPr>
         <w:t xml:space="preserve">  </w:t>
       </w:r>
-      <w:proofErr w:type="spellStart"/>
       <w:proofErr w:type="gramStart"/>
       <w:r>
         <w:rPr>
@@ -6491,7 +6276,6 @@
         </w:rPr>
         <w:t>pinMode</w:t>
       </w:r>
-      <w:proofErr w:type="spellEnd"/>
       <w:r>
         <w:rPr>
           <w:rFonts w:ascii="Consolas" w:eastAsia="Times New Roman" w:hAnsi="Consolas" w:cs="Times New Roman"/>
@@ -6662,7 +6446,6 @@
         </w:rPr>
         <w:t xml:space="preserve">  </w:t>
       </w:r>
-      <w:proofErr w:type="spellStart"/>
       <w:proofErr w:type="gramStart"/>
       <w:r>
         <w:rPr>
@@ -6675,7 +6458,6 @@
         </w:rPr>
         <w:t>pinMode</w:t>
       </w:r>
-      <w:proofErr w:type="spellEnd"/>
       <w:r>
         <w:rPr>
           <w:rFonts w:ascii="Consolas" w:eastAsia="Times New Roman" w:hAnsi="Consolas" w:cs="Times New Roman"/>
@@ -6781,7 +6563,6 @@
         </w:rPr>
         <w:t xml:space="preserve">  </w:t>
       </w:r>
-      <w:proofErr w:type="spellStart"/>
       <w:proofErr w:type="gramStart"/>
       <w:r>
         <w:rPr>
@@ -6794,7 +6575,6 @@
         </w:rPr>
         <w:t>pinMode</w:t>
       </w:r>
-      <w:proofErr w:type="spellEnd"/>
       <w:r>
         <w:rPr>
           <w:rFonts w:ascii="Consolas" w:eastAsia="Times New Roman" w:hAnsi="Consolas" w:cs="Times New Roman"/>
@@ -6955,7 +6735,6 @@
         <w:lastRenderedPageBreak/>
         <w:t xml:space="preserve">  </w:t>
       </w:r>
-      <w:proofErr w:type="spellStart"/>
       <w:proofErr w:type="gramStart"/>
       <w:r>
         <w:rPr>
@@ -6968,7 +6747,6 @@
         </w:rPr>
         <w:t>digitalWrite</w:t>
       </w:r>
-      <w:proofErr w:type="spellEnd"/>
       <w:r>
         <w:rPr>
           <w:rFonts w:ascii="Consolas" w:eastAsia="Times New Roman" w:hAnsi="Consolas" w:cs="Times New Roman"/>
@@ -7074,7 +6852,6 @@
         </w:rPr>
         <w:t xml:space="preserve">  </w:t>
       </w:r>
-      <w:proofErr w:type="spellStart"/>
       <w:proofErr w:type="gramStart"/>
       <w:r>
         <w:rPr>
@@ -7087,7 +6864,6 @@
         </w:rPr>
         <w:t>digitalWrite</w:t>
       </w:r>
-      <w:proofErr w:type="spellEnd"/>
       <w:r>
         <w:rPr>
           <w:rFonts w:ascii="Consolas" w:eastAsia="Times New Roman" w:hAnsi="Consolas" w:cs="Times New Roman"/>
@@ -7193,7 +6969,6 @@
         </w:rPr>
         <w:t xml:space="preserve">  </w:t>
       </w:r>
-      <w:proofErr w:type="spellStart"/>
       <w:proofErr w:type="gramStart"/>
       <w:r>
         <w:rPr>
@@ -7206,7 +6981,6 @@
         </w:rPr>
         <w:t>digitalWrite</w:t>
       </w:r>
-      <w:proofErr w:type="spellEnd"/>
       <w:r>
         <w:rPr>
           <w:rFonts w:ascii="Consolas" w:eastAsia="Times New Roman" w:hAnsi="Consolas" w:cs="Times New Roman"/>
@@ -7521,7 +7295,6 @@
         </w:rPr>
         <w:t>(</w:t>
       </w:r>
-      <w:proofErr w:type="spellStart"/>
       <w:proofErr w:type="gramStart"/>
       <w:r>
         <w:rPr>
@@ -7534,7 +7307,6 @@
         </w:rPr>
         <w:t>digitalRead</w:t>
       </w:r>
-      <w:proofErr w:type="spellEnd"/>
       <w:r>
         <w:rPr>
           <w:rFonts w:ascii="Consolas" w:eastAsia="Times New Roman" w:hAnsi="Consolas" w:cs="Times New Roman"/>
@@ -7673,7 +7445,6 @@
         </w:rPr>
         <w:t xml:space="preserve">    </w:t>
       </w:r>
-      <w:proofErr w:type="spellStart"/>
       <w:proofErr w:type="gramStart"/>
       <w:r>
         <w:rPr>
@@ -7686,7 +7457,6 @@
         </w:rPr>
         <w:t>digitalWrite</w:t>
       </w:r>
-      <w:proofErr w:type="spellEnd"/>
       <w:r>
         <w:rPr>
           <w:rFonts w:ascii="Consolas" w:eastAsia="Times New Roman" w:hAnsi="Consolas" w:cs="Times New Roman"/>
@@ -7792,7 +7562,6 @@
         </w:rPr>
         <w:t xml:space="preserve">    </w:t>
       </w:r>
-      <w:proofErr w:type="spellStart"/>
       <w:proofErr w:type="gramStart"/>
       <w:r>
         <w:rPr>
@@ -7805,7 +7574,6 @@
         </w:rPr>
         <w:t>digitalWrite</w:t>
       </w:r>
-      <w:proofErr w:type="spellEnd"/>
       <w:r>
         <w:rPr>
           <w:rFonts w:ascii="Consolas" w:eastAsia="Times New Roman" w:hAnsi="Consolas" w:cs="Times New Roman"/>
@@ -8042,7 +7810,6 @@
         </w:rPr>
         <w:t>(</w:t>
       </w:r>
-      <w:proofErr w:type="spellStart"/>
       <w:proofErr w:type="gramStart"/>
       <w:r>
         <w:rPr>
@@ -8055,7 +7822,6 @@
         </w:rPr>
         <w:t>digitalRead</w:t>
       </w:r>
-      <w:proofErr w:type="spellEnd"/>
       <w:r>
         <w:rPr>
           <w:rFonts w:ascii="Consolas" w:eastAsia="Times New Roman" w:hAnsi="Consolas" w:cs="Times New Roman"/>
@@ -8194,7 +7960,6 @@
         </w:rPr>
         <w:t xml:space="preserve">    </w:t>
       </w:r>
-      <w:proofErr w:type="spellStart"/>
       <w:proofErr w:type="gramStart"/>
       <w:r>
         <w:rPr>
@@ -8207,7 +7972,6 @@
         </w:rPr>
         <w:t>digitalWrite</w:t>
       </w:r>
-      <w:proofErr w:type="spellEnd"/>
       <w:r>
         <w:rPr>
           <w:rFonts w:ascii="Consolas" w:eastAsia="Times New Roman" w:hAnsi="Consolas" w:cs="Times New Roman"/>
@@ -8313,7 +8077,6 @@
         </w:rPr>
         <w:t xml:space="preserve">    </w:t>
       </w:r>
-      <w:proofErr w:type="spellStart"/>
       <w:proofErr w:type="gramStart"/>
       <w:r>
         <w:rPr>
@@ -8326,7 +8089,6 @@
         </w:rPr>
         <w:t>digitalWrite</w:t>
       </w:r>
-      <w:proofErr w:type="spellEnd"/>
       <w:r>
         <w:rPr>
           <w:rFonts w:ascii="Consolas" w:eastAsia="Times New Roman" w:hAnsi="Consolas" w:cs="Times New Roman"/>
@@ -8568,7 +8330,6 @@
         </w:rPr>
         <w:t xml:space="preserve">    </w:t>
       </w:r>
-      <w:proofErr w:type="spellStart"/>
       <w:proofErr w:type="gramStart"/>
       <w:r>
         <w:rPr>
@@ -8581,7 +8342,6 @@
         </w:rPr>
         <w:t>digitalWrite</w:t>
       </w:r>
-      <w:proofErr w:type="spellEnd"/>
       <w:r>
         <w:rPr>
           <w:rFonts w:ascii="Consolas" w:eastAsia="Times New Roman" w:hAnsi="Consolas" w:cs="Times New Roman"/>
@@ -8687,7 +8447,6 @@
         </w:rPr>
         <w:t xml:space="preserve">    </w:t>
       </w:r>
-      <w:proofErr w:type="spellStart"/>
       <w:proofErr w:type="gramStart"/>
       <w:r>
         <w:rPr>
@@ -8700,7 +8459,6 @@
         </w:rPr>
         <w:t>digitalWrite</w:t>
       </w:r>
-      <w:proofErr w:type="spellEnd"/>
       <w:r>
         <w:rPr>
           <w:rFonts w:ascii="Consolas" w:eastAsia="Times New Roman" w:hAnsi="Consolas" w:cs="Times New Roman"/>
@@ -8852,7 +8610,6 @@
           <w:sz w:val="32"/>
           <w:szCs w:val="32"/>
           <w:rtl/>
-          <w:lang/>
         </w:rPr>
       </w:pPr>
     </w:p>
@@ -8867,7 +8624,6 @@
           <w:sz w:val="32"/>
           <w:szCs w:val="32"/>
           <w:rtl/>
-          <w:lang/>
         </w:rPr>
       </w:pPr>
       <w:r>
@@ -8976,7 +8732,7 @@
           </mc:Choice>
           <mc:Fallback>
             <w:pict>
-              <v:shape w14:anchorId="566A694B" id="_x0000_s1028" type="#_x0000_t202" style="position:absolute;left:0;text-align:left;margin-left:82.95pt;margin-top:4.7pt;width:66.6pt;height:51.6pt;z-index:251673600;visibility:visible;mso-wrap-style:square;mso-width-percent:0;mso-wrap-distance-left:9pt;mso-wrap-distance-top:0;mso-wrap-distance-right:9pt;mso-wrap-distance-bottom:0;mso-position-horizontal:absolute;mso-position-horizontal-relative:text;mso-position-vertical:absolute;mso-position-vertical-relative:text;mso-width-percent:0;mso-width-relative:margin;v-text-anchor:top" o:gfxdata="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" fillcolor="white [3201]" strokeweight=".5pt">
+              <v:shape w14:anchorId="566A694B" id="_x0000_s1028" type="#_x0000_t202" style="position:absolute;left:0;text-align:left;margin-left:82.95pt;margin-top:4.7pt;width:66.6pt;height:51.6pt;z-index:251673600;visibility:visible;mso-wrap-style:square;mso-width-percent:0;mso-wrap-distance-left:9pt;mso-wrap-distance-top:0;mso-wrap-distance-right:9pt;mso-wrap-distance-bottom:0;mso-position-horizontal:absolute;mso-position-horizontal-relative:text;mso-position-vertical:absolute;mso-position-vertical-relative:text;mso-width-percent:0;mso-width-relative:margin;v-text-anchor:top" o:gfxdata="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" fillcolor="white [3201]" strokeweight=".5pt">
                 <v:textbox>
                   <w:txbxContent>
                     <w:p>
@@ -9094,7 +8850,7 @@
               </wp:anchor>
             </w:drawing>
           </mc:Choice>
-          <mc:Fallback xmlns:w16sdtdh="http://schemas.microsoft.com/office/word/2020/wordml/sdtdatahash" xmlns:w16du="http://schemas.microsoft.com/office/word/2023/wordml/word16du" xmlns:w16="http://schemas.microsoft.com/office/word/2018/wordml" xmlns:w16cex="http://schemas.microsoft.com/office/word/2018/wordml/cex" xmlns:oel="http://schemas.microsoft.com/office/2019/extlst">
+          <mc:Fallback>
             <w:pict>
               <v:shapetype w14:anchorId="54252246" id="_x0000_t67" coordsize="21600,21600" o:spt="67" adj="16200,5400" path="m0@0l@1@0@1,0@2,0@2@0,21600@0,10800,21600xe">
                 <v:stroke joinstyle="miter"/>
@@ -9226,7 +8982,7 @@
           </mc:Choice>
           <mc:Fallback>
             <w:pict>
-              <v:shape w14:anchorId="330E069D" id="תיבת טקסט 14" o:spid="_x0000_s1029" type="#_x0000_t202" style="position:absolute;left:0;text-align:left;margin-left:339.4pt;margin-top:7.6pt;width:65.45pt;height:56.4pt;z-index:251667456;visibility:visible;mso-wrap-style:square;mso-width-percent:0;mso-height-percent:0;mso-wrap-distance-left:9pt;mso-wrap-distance-top:0;mso-wrap-distance-right:9pt;mso-wrap-distance-bottom:0;mso-position-horizontal:absolute;mso-position-horizontal-relative:text;mso-position-vertical:absolute;mso-position-vertical-relative:text;mso-width-percent:0;mso-height-percent:0;mso-width-relative:margin;mso-height-relative:margin;v-text-anchor:top" o:gfxdata="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" fillcolor="white [3201]" strokeweight=".5pt">
+              <v:shape w14:anchorId="330E069D" id="תיבת טקסט 14" o:spid="_x0000_s1029" type="#_x0000_t202" style="position:absolute;left:0;text-align:left;margin-left:339.4pt;margin-top:7.6pt;width:65.45pt;height:56.4pt;z-index:251667456;visibility:visible;mso-wrap-style:square;mso-width-percent:0;mso-height-percent:0;mso-wrap-distance-left:9pt;mso-wrap-distance-top:0;mso-wrap-distance-right:9pt;mso-wrap-distance-bottom:0;mso-position-horizontal:absolute;mso-position-horizontal-relative:text;mso-position-vertical:absolute;mso-position-vertical-relative:text;mso-width-percent:0;mso-height-percent:0;mso-width-relative:margin;mso-height-relative:margin;v-text-anchor:top" o:gfxdata="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" fillcolor="white [3201]" strokeweight=".5pt">
                 <v:textbox>
                   <w:txbxContent>
                     <w:p>
@@ -9344,7 +9100,7 @@
               </wp:anchor>
             </w:drawing>
           </mc:Choice>
-          <mc:Fallback xmlns:w16sdtdh="http://schemas.microsoft.com/office/word/2020/wordml/sdtdatahash" xmlns:w16du="http://schemas.microsoft.com/office/word/2023/wordml/word16du" xmlns:w16="http://schemas.microsoft.com/office/word/2018/wordml" xmlns:w16cex="http://schemas.microsoft.com/office/word/2018/wordml/cex" xmlns:oel="http://schemas.microsoft.com/office/2019/extlst">
+          <mc:Fallback>
             <w:pict>
               <v:shape w14:anchorId="66E2C61D" id="חץ: למטה 9" o:spid="_x0000_s1026" type="#_x0000_t67" alt="סרטון סימולציה&#10;" style="position:absolute;left:0;text-align:left;margin-left:299.65pt;margin-top:4.9pt;width:2in;height:121.1pt;z-index:251666432;visibility:visible;mso-wrap-style:square;mso-height-percent:0;mso-wrap-distance-left:9pt;mso-wrap-distance-top:0;mso-wrap-distance-right:9pt;mso-wrap-distance-bottom:0;mso-position-horizontal:absolute;mso-position-horizontal-relative:text;mso-position-vertical:absolute;mso-position-vertical-relative:text;mso-height-percent:0;mso-height-relative:margin;v-text-anchor:middle" o:gfxdata="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" adj="10800" fillcolor="#4472c4 [3204]" strokecolor="#09101d [484]" strokeweight="1pt"/>
             </w:pict>
@@ -9363,7 +9119,6 @@
           <w:sz w:val="32"/>
           <w:szCs w:val="32"/>
           <w:rtl/>
-          <w:lang/>
         </w:rPr>
       </w:pPr>
     </w:p>
@@ -9378,7 +9133,6 @@
           <w:sz w:val="32"/>
           <w:szCs w:val="32"/>
           <w:rtl/>
-          <w:lang/>
         </w:rPr>
       </w:pPr>
     </w:p>
@@ -9393,7 +9147,6 @@
           <w:sz w:val="32"/>
           <w:szCs w:val="32"/>
           <w:rtl/>
-          <w:lang/>
         </w:rPr>
       </w:pPr>
     </w:p>
@@ -9405,7 +9158,6 @@
           <w:sz w:val="32"/>
           <w:szCs w:val="32"/>
           <w:rtl/>
-          <w:lang/>
         </w:rPr>
       </w:pPr>
       <w:r>
@@ -9489,7 +9241,6 @@
           <w:sz w:val="32"/>
           <w:szCs w:val="32"/>
           <w:rtl/>
-          <w:lang/>
         </w:rPr>
       </w:pPr>
       <w:r>
@@ -9498,7 +9249,6 @@
           <w:noProof/>
           <w:sz w:val="32"/>
           <w:szCs w:val="32"/>
-          <w:lang/>
         </w:rPr>
         <w:drawing>
           <wp:inline distT="0" distB="0" distL="0" distR="0" wp14:anchorId="02AAD174" wp14:editId="0A955E6E">
@@ -9559,7 +9309,6 @@
           <w:sz w:val="32"/>
           <w:szCs w:val="32"/>
           <w:rtl/>
-          <w:lang/>
         </w:rPr>
         <w:t xml:space="preserve">           </w:t>
       </w:r>
@@ -9793,7 +9542,6 @@
           <w:rFonts w:asciiTheme="majorBidi" w:hAnsiTheme="majorBidi" w:cstheme="majorBidi"/>
           <w:sz w:val="32"/>
           <w:szCs w:val="32"/>
-          <w:lang/>
         </w:rPr>
         <w:t>lux</w:t>
       </w:r>
@@ -10091,27 +9839,7 @@
           <w:szCs w:val="32"/>
           <w:rtl/>
         </w:rPr>
-        <w:t xml:space="preserve"> ונוודא </w:t>
-      </w:r>
-      <w:proofErr w:type="spellStart"/>
-      <w:r>
-        <w:rPr>
-          <w:rFonts w:asciiTheme="majorBidi" w:hAnsiTheme="majorBidi" w:cs="Times New Roman" w:hint="cs"/>
-          <w:sz w:val="32"/>
-          <w:szCs w:val="32"/>
-          <w:rtl/>
-        </w:rPr>
-        <w:t>שהכל</w:t>
-      </w:r>
-      <w:proofErr w:type="spellEnd"/>
-      <w:r>
-        <w:rPr>
-          <w:rFonts w:asciiTheme="majorBidi" w:hAnsiTheme="majorBidi" w:cs="Times New Roman" w:hint="cs"/>
-          <w:sz w:val="32"/>
-          <w:szCs w:val="32"/>
-          <w:rtl/>
-        </w:rPr>
-        <w:t xml:space="preserve"> עובד</w:t>
+        <w:t xml:space="preserve"> ונוודא שהכל עובד</w:t>
       </w:r>
       <w:r>
         <w:rPr>
@@ -10191,7 +9919,6 @@
           <w:rFonts w:asciiTheme="majorBidi" w:hAnsiTheme="majorBidi" w:cstheme="majorBidi"/>
           <w:sz w:val="32"/>
           <w:szCs w:val="32"/>
-          <w:lang/>
         </w:rPr>
         <w:t xml:space="preserve"> Arduino IDE</w:t>
       </w:r>
@@ -10237,47 +9964,7 @@
           <w:szCs w:val="32"/>
           <w:rtl/>
         </w:rPr>
-        <w:t xml:space="preserve"> מהמחשב לבקר לצריבת הקוד. לאחר שחיברנו </w:t>
-      </w:r>
-      <w:proofErr w:type="spellStart"/>
-      <w:r>
-        <w:rPr>
-          <w:rFonts w:asciiTheme="majorBidi" w:hAnsiTheme="majorBidi" w:cstheme="majorBidi" w:hint="cs"/>
-          <w:sz w:val="32"/>
-          <w:szCs w:val="32"/>
-          <w:rtl/>
-        </w:rPr>
-        <w:t>הכל</w:t>
-      </w:r>
-      <w:proofErr w:type="spellEnd"/>
-      <w:r>
-        <w:rPr>
-          <w:rFonts w:asciiTheme="majorBidi" w:hAnsiTheme="majorBidi" w:cstheme="majorBidi" w:hint="cs"/>
-          <w:sz w:val="32"/>
-          <w:szCs w:val="32"/>
-          <w:rtl/>
-        </w:rPr>
-        <w:t xml:space="preserve">, </w:t>
-      </w:r>
-      <w:proofErr w:type="spellStart"/>
-      <w:r>
-        <w:rPr>
-          <w:rFonts w:asciiTheme="majorBidi" w:hAnsiTheme="majorBidi" w:cstheme="majorBidi" w:hint="cs"/>
-          <w:sz w:val="32"/>
-          <w:szCs w:val="32"/>
-          <w:rtl/>
-        </w:rPr>
-        <w:t>מצריבים</w:t>
-      </w:r>
-      <w:proofErr w:type="spellEnd"/>
-      <w:r>
-        <w:rPr>
-          <w:rFonts w:asciiTheme="majorBidi" w:hAnsiTheme="majorBidi" w:cstheme="majorBidi" w:hint="cs"/>
-          <w:sz w:val="32"/>
-          <w:szCs w:val="32"/>
-          <w:rtl/>
-        </w:rPr>
-        <w:t xml:space="preserve"> קוד ורואים תוצאות הניסוי. כדי לבדוק את תקינות הקוד נסתיר את חיישן ה</w:t>
+        <w:t xml:space="preserve"> מהמחשב לבקר לצריבת הקוד. לאחר שחיברנו הכל, מצריבים קוד ורואים תוצאות הניסוי. כדי לבדוק את תקינות הקוד נסתיר את חיישן ה</w:t>
       </w:r>
       <w:r>
         <w:rPr>
@@ -10294,47 +9981,7 @@
           <w:szCs w:val="32"/>
           <w:rtl/>
         </w:rPr>
-        <w:t xml:space="preserve"> עם האצבע ונראה אם </w:t>
-      </w:r>
-      <w:proofErr w:type="spellStart"/>
-      <w:r>
-        <w:rPr>
-          <w:rFonts w:asciiTheme="majorBidi" w:hAnsiTheme="majorBidi" w:cstheme="majorBidi" w:hint="cs"/>
-          <w:sz w:val="32"/>
-          <w:szCs w:val="32"/>
-          <w:rtl/>
-        </w:rPr>
-        <w:t>הלד</w:t>
-      </w:r>
-      <w:proofErr w:type="spellEnd"/>
-      <w:r>
-        <w:rPr>
-          <w:rFonts w:asciiTheme="majorBidi" w:hAnsiTheme="majorBidi" w:cstheme="majorBidi" w:hint="cs"/>
-          <w:sz w:val="32"/>
-          <w:szCs w:val="32"/>
-          <w:rtl/>
-        </w:rPr>
-        <w:t xml:space="preserve"> נדלק, נזיז את האצבע מהחיישן ונראה אם </w:t>
-      </w:r>
-      <w:proofErr w:type="spellStart"/>
-      <w:r>
-        <w:rPr>
-          <w:rFonts w:asciiTheme="majorBidi" w:hAnsiTheme="majorBidi" w:cstheme="majorBidi" w:hint="cs"/>
-          <w:sz w:val="32"/>
-          <w:szCs w:val="32"/>
-          <w:rtl/>
-        </w:rPr>
-        <w:t>הלד</w:t>
-      </w:r>
-      <w:proofErr w:type="spellEnd"/>
-      <w:r>
-        <w:rPr>
-          <w:rFonts w:asciiTheme="majorBidi" w:hAnsiTheme="majorBidi" w:cstheme="majorBidi" w:hint="cs"/>
-          <w:sz w:val="32"/>
-          <w:szCs w:val="32"/>
-          <w:rtl/>
-        </w:rPr>
-        <w:t xml:space="preserve"> נכבה.</w:t>
+        <w:t xml:space="preserve"> עם האצבע ונראה אם הלד נדלק, נזיז את האצבע מהחיישן ונראה אם הלד נכבה.</w:t>
       </w:r>
     </w:p>
     <w:p>
@@ -10475,19 +10122,8 @@
           <w:szCs w:val="32"/>
           <w:rtl/>
         </w:rPr>
-        <w:t xml:space="preserve"> לעבוד </w:t>
-      </w:r>
-      <w:proofErr w:type="spellStart"/>
-      <w:r>
-        <w:rPr>
-          <w:rFonts w:asciiTheme="majorBidi" w:hAnsiTheme="majorBidi" w:cstheme="majorBidi" w:hint="cs"/>
-          <w:sz w:val="32"/>
-          <w:szCs w:val="32"/>
-          <w:rtl/>
-        </w:rPr>
-        <w:t>איתו</w:t>
-      </w:r>
-      <w:proofErr w:type="spellEnd"/>
+        <w:t xml:space="preserve"> לעבוד איתו</w:t>
+      </w:r>
       <w:r>
         <w:rPr>
           <w:rFonts w:asciiTheme="majorBidi" w:hAnsiTheme="majorBidi" w:cstheme="majorBidi" w:hint="cs"/>
@@ -10659,7 +10295,7 @@
           <w:lang w:val="he-IL"/>
         </w:rPr>
         <w:drawing>
-          <wp:inline distT="0" distB="0" distL="0" distR="0" wp14:anchorId="33B5C1AA" wp14:editId="41141340">
+          <wp:inline distT="0" distB="0" distL="0" distR="0" wp14:anchorId="33B5C1AA" wp14:editId="378E863E">
             <wp:extent cx="2373503" cy="3149600"/>
             <wp:effectExtent l="0" t="0" r="8255" b="0"/>
             <wp:docPr id="827418170" name="תמונה 2"/>
@@ -11221,7 +10857,6 @@
         </w:rPr>
         <w:t xml:space="preserve">  </w:t>
       </w:r>
-      <w:proofErr w:type="spellStart"/>
       <w:proofErr w:type="gramStart"/>
       <w:r>
         <w:rPr>
@@ -11234,7 +10869,6 @@
         </w:rPr>
         <w:t>pinMode</w:t>
       </w:r>
-      <w:proofErr w:type="spellEnd"/>
       <w:r>
         <w:rPr>
           <w:rFonts w:ascii="Consolas" w:eastAsia="Times New Roman" w:hAnsi="Consolas" w:cs="Times New Roman"/>
@@ -11351,7 +10985,6 @@
         </w:rPr>
         <w:t xml:space="preserve">  </w:t>
       </w:r>
-      <w:proofErr w:type="spellStart"/>
       <w:proofErr w:type="gramStart"/>
       <w:r>
         <w:rPr>
@@ -11364,7 +10997,6 @@
         </w:rPr>
         <w:t>pinMode</w:t>
       </w:r>
-      <w:proofErr w:type="spellEnd"/>
       <w:r>
         <w:rPr>
           <w:rFonts w:ascii="Consolas" w:eastAsia="Times New Roman" w:hAnsi="Consolas" w:cs="Times New Roman"/>
@@ -11481,7 +11113,6 @@
         </w:rPr>
         <w:t xml:space="preserve">  </w:t>
       </w:r>
-      <w:proofErr w:type="spellStart"/>
       <w:proofErr w:type="gramStart"/>
       <w:r>
         <w:rPr>
@@ -11494,7 +11125,6 @@
         </w:rPr>
         <w:t>pinMode</w:t>
       </w:r>
-      <w:proofErr w:type="spellEnd"/>
       <w:r>
         <w:rPr>
           <w:rFonts w:ascii="Consolas" w:eastAsia="Times New Roman" w:hAnsi="Consolas" w:cs="Times New Roman"/>
@@ -11665,7 +11295,6 @@
         </w:rPr>
         <w:t xml:space="preserve">  </w:t>
       </w:r>
-      <w:proofErr w:type="spellStart"/>
       <w:proofErr w:type="gramStart"/>
       <w:r>
         <w:rPr>
@@ -11678,7 +11307,6 @@
         </w:rPr>
         <w:t>pinMode</w:t>
       </w:r>
-      <w:proofErr w:type="spellEnd"/>
       <w:r>
         <w:rPr>
           <w:rFonts w:ascii="Consolas" w:eastAsia="Times New Roman" w:hAnsi="Consolas" w:cs="Times New Roman"/>
@@ -11849,7 +11477,6 @@
         </w:rPr>
         <w:t xml:space="preserve">  </w:t>
       </w:r>
-      <w:proofErr w:type="spellStart"/>
       <w:proofErr w:type="gramStart"/>
       <w:r>
         <w:rPr>
@@ -11862,7 +11489,6 @@
         </w:rPr>
         <w:t>digitalWrite</w:t>
       </w:r>
-      <w:proofErr w:type="spellEnd"/>
       <w:r>
         <w:rPr>
           <w:rFonts w:ascii="Consolas" w:eastAsia="Times New Roman" w:hAnsi="Consolas" w:cs="Times New Roman"/>
@@ -11979,7 +11605,6 @@
         </w:rPr>
         <w:t xml:space="preserve">  </w:t>
       </w:r>
-      <w:proofErr w:type="spellStart"/>
       <w:proofErr w:type="gramStart"/>
       <w:r>
         <w:rPr>
@@ -11992,7 +11617,6 @@
         </w:rPr>
         <w:t>digitalWrite</w:t>
       </w:r>
-      <w:proofErr w:type="spellEnd"/>
       <w:r>
         <w:rPr>
           <w:rFonts w:ascii="Consolas" w:eastAsia="Times New Roman" w:hAnsi="Consolas" w:cs="Times New Roman"/>
@@ -12109,7 +11733,6 @@
         </w:rPr>
         <w:t xml:space="preserve">  </w:t>
       </w:r>
-      <w:proofErr w:type="spellStart"/>
       <w:proofErr w:type="gramStart"/>
       <w:r>
         <w:rPr>
@@ -12122,7 +11745,6 @@
         </w:rPr>
         <w:t>digitalWrite</w:t>
       </w:r>
-      <w:proofErr w:type="spellEnd"/>
       <w:r>
         <w:rPr>
           <w:rFonts w:ascii="Consolas" w:eastAsia="Times New Roman" w:hAnsi="Consolas" w:cs="Times New Roman"/>
@@ -12294,7 +11916,6 @@
         <w:lastRenderedPageBreak/>
         <w:t xml:space="preserve">  </w:t>
       </w:r>
-      <w:proofErr w:type="spellStart"/>
       <w:r>
         <w:rPr>
           <w:rFonts w:ascii="Consolas" w:eastAsia="Times New Roman" w:hAnsi="Consolas" w:cs="Times New Roman"/>
@@ -12330,7 +11951,6 @@
         </w:rPr>
         <w:t>begin</w:t>
       </w:r>
-      <w:proofErr w:type="spellEnd"/>
       <w:r>
         <w:rPr>
           <w:rFonts w:ascii="Consolas" w:eastAsia="Times New Roman" w:hAnsi="Consolas" w:cs="Times New Roman"/>
@@ -12635,7 +12255,6 @@
         </w:rPr>
         <w:t>(</w:t>
       </w:r>
-      <w:proofErr w:type="spellStart"/>
       <w:proofErr w:type="gramStart"/>
       <w:r>
         <w:rPr>
@@ -12648,7 +12267,6 @@
         </w:rPr>
         <w:t>digitalRead</w:t>
       </w:r>
-      <w:proofErr w:type="spellEnd"/>
       <w:r>
         <w:rPr>
           <w:rFonts w:ascii="Consolas" w:eastAsia="Times New Roman" w:hAnsi="Consolas" w:cs="Times New Roman"/>
@@ -12787,7 +12405,6 @@
         </w:rPr>
         <w:t xml:space="preserve">    </w:t>
       </w:r>
-      <w:proofErr w:type="spellStart"/>
       <w:proofErr w:type="gramStart"/>
       <w:r>
         <w:rPr>
@@ -12800,7 +12417,6 @@
         </w:rPr>
         <w:t>digitalWrite</w:t>
       </w:r>
-      <w:proofErr w:type="spellEnd"/>
       <w:r>
         <w:rPr>
           <w:rFonts w:ascii="Consolas" w:eastAsia="Times New Roman" w:hAnsi="Consolas" w:cs="Times New Roman"/>
@@ -12906,7 +12522,6 @@
         </w:rPr>
         <w:t xml:space="preserve">    </w:t>
       </w:r>
-      <w:proofErr w:type="spellStart"/>
       <w:proofErr w:type="gramStart"/>
       <w:r>
         <w:rPr>
@@ -12919,7 +12534,6 @@
         </w:rPr>
         <w:t>digitalWrite</w:t>
       </w:r>
-      <w:proofErr w:type="spellEnd"/>
       <w:r>
         <w:rPr>
           <w:rFonts w:ascii="Consolas" w:eastAsia="Times New Roman" w:hAnsi="Consolas" w:cs="Times New Roman"/>
@@ -13025,7 +12639,6 @@
         </w:rPr>
         <w:t xml:space="preserve">    </w:t>
       </w:r>
-      <w:proofErr w:type="spellStart"/>
       <w:proofErr w:type="gramStart"/>
       <w:r>
         <w:rPr>
@@ -13038,7 +12651,6 @@
         </w:rPr>
         <w:t>digitalWrite</w:t>
       </w:r>
-      <w:proofErr w:type="spellEnd"/>
       <w:r>
         <w:rPr>
           <w:rFonts w:ascii="Consolas" w:eastAsia="Times New Roman" w:hAnsi="Consolas" w:cs="Times New Roman"/>
@@ -13144,7 +12756,6 @@
         </w:rPr>
         <w:t xml:space="preserve">    </w:t>
       </w:r>
-      <w:proofErr w:type="spellStart"/>
       <w:r>
         <w:rPr>
           <w:rFonts w:ascii="Consolas" w:eastAsia="Times New Roman" w:hAnsi="Consolas" w:cs="Times New Roman"/>
@@ -13180,7 +12791,6 @@
         </w:rPr>
         <w:t>println</w:t>
       </w:r>
-      <w:proofErr w:type="spellEnd"/>
       <w:r>
         <w:rPr>
           <w:rFonts w:ascii="Consolas" w:eastAsia="Times New Roman" w:hAnsi="Consolas" w:cs="Times New Roman"/>
@@ -13388,7 +12998,6 @@
         </w:rPr>
         <w:t xml:space="preserve">    </w:t>
       </w:r>
-      <w:proofErr w:type="spellStart"/>
       <w:proofErr w:type="gramStart"/>
       <w:r>
         <w:rPr>
@@ -13401,7 +13010,6 @@
         </w:rPr>
         <w:t>digitalWrite</w:t>
       </w:r>
-      <w:proofErr w:type="spellEnd"/>
       <w:r>
         <w:rPr>
           <w:rFonts w:ascii="Consolas" w:eastAsia="Times New Roman" w:hAnsi="Consolas" w:cs="Times New Roman"/>
@@ -13507,7 +13115,6 @@
         </w:rPr>
         <w:t xml:space="preserve">    </w:t>
       </w:r>
-      <w:proofErr w:type="spellStart"/>
       <w:proofErr w:type="gramStart"/>
       <w:r>
         <w:rPr>
@@ -13520,7 +13127,6 @@
         </w:rPr>
         <w:t>digitalWrite</w:t>
       </w:r>
-      <w:proofErr w:type="spellEnd"/>
       <w:r>
         <w:rPr>
           <w:rFonts w:ascii="Consolas" w:eastAsia="Times New Roman" w:hAnsi="Consolas" w:cs="Times New Roman"/>
@@ -13626,7 +13232,6 @@
         </w:rPr>
         <w:t xml:space="preserve">    </w:t>
       </w:r>
-      <w:proofErr w:type="spellStart"/>
       <w:proofErr w:type="gramStart"/>
       <w:r>
         <w:rPr>
@@ -13639,7 +13244,6 @@
         </w:rPr>
         <w:t>digitalWrite</w:t>
       </w:r>
-      <w:proofErr w:type="spellEnd"/>
       <w:r>
         <w:rPr>
           <w:rFonts w:ascii="Consolas" w:eastAsia="Times New Roman" w:hAnsi="Consolas" w:cs="Times New Roman"/>
@@ -13745,7 +13349,6 @@
         </w:rPr>
         <w:t xml:space="preserve">    </w:t>
       </w:r>
-      <w:proofErr w:type="spellStart"/>
       <w:r>
         <w:rPr>
           <w:rFonts w:ascii="Consolas" w:eastAsia="Times New Roman" w:hAnsi="Consolas" w:cs="Times New Roman"/>
@@ -13781,7 +13384,6 @@
         </w:rPr>
         <w:t>println</w:t>
       </w:r>
-      <w:proofErr w:type="spellEnd"/>
       <w:r>
         <w:rPr>
           <w:rFonts w:ascii="Consolas" w:eastAsia="Times New Roman" w:hAnsi="Consolas" w:cs="Times New Roman"/>
@@ -13916,7 +13518,6 @@
           <w:sz w:val="32"/>
           <w:szCs w:val="32"/>
           <w:rtl/>
-          <w:lang/>
         </w:rPr>
       </w:pPr>
     </w:p>
@@ -13928,7 +13529,6 @@
           <w:sz w:val="32"/>
           <w:szCs w:val="32"/>
           <w:rtl/>
-          <w:lang/>
         </w:rPr>
       </w:pPr>
     </w:p>
@@ -13940,7 +13540,6 @@
           <w:sz w:val="32"/>
           <w:szCs w:val="32"/>
           <w:rtl/>
-          <w:lang/>
         </w:rPr>
       </w:pPr>
     </w:p>
@@ -13952,7 +13551,6 @@
           <w:sz w:val="32"/>
           <w:szCs w:val="32"/>
           <w:rtl/>
-          <w:lang/>
         </w:rPr>
       </w:pPr>
       <w:r>
@@ -14058,7 +13656,7 @@
           </mc:Choice>
           <mc:Fallback>
             <w:pict>
-              <v:shape w14:anchorId="005D12E6" id="תיבת טקסט 11" o:spid="_x0000_s1030" type="#_x0000_t202" style="position:absolute;left:0;text-align:left;margin-left:88.95pt;margin-top:12.5pt;width:63.6pt;height:53.4pt;z-index:251676672;visibility:visible;mso-wrap-style:square;mso-wrap-distance-left:9pt;mso-wrap-distance-top:0;mso-wrap-distance-right:9pt;mso-wrap-distance-bottom:0;mso-position-horizontal:absolute;mso-position-horizontal-relative:text;mso-position-vertical:absolute;mso-position-vertical-relative:text;v-text-anchor:top" o:gfxdata="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" fillcolor="white [3201]" strokeweight=".5pt">
+              <v:shape w14:anchorId="005D12E6" id="תיבת טקסט 11" o:spid="_x0000_s1030" type="#_x0000_t202" style="position:absolute;left:0;text-align:left;margin-left:88.95pt;margin-top:12.5pt;width:63.6pt;height:53.4pt;z-index:251676672;visibility:visible;mso-wrap-style:square;mso-wrap-distance-left:9pt;mso-wrap-distance-top:0;mso-wrap-distance-right:9pt;mso-wrap-distance-bottom:0;mso-position-horizontal:absolute;mso-position-horizontal-relative:text;mso-position-vertical:absolute;mso-position-vertical-relative:text;v-text-anchor:top" o:gfxdata="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" fillcolor="white [3201]" strokeweight=".5pt">
                 <v:textbox>
                   <w:txbxContent>
                     <w:p>
@@ -14176,7 +13774,7 @@
               </wp:anchor>
             </w:drawing>
           </mc:Choice>
-          <mc:Fallback xmlns:w16sdtdh="http://schemas.microsoft.com/office/word/2020/wordml/sdtdatahash" xmlns:w16du="http://schemas.microsoft.com/office/word/2023/wordml/word16du" xmlns:w16="http://schemas.microsoft.com/office/word/2018/wordml" xmlns:w16cex="http://schemas.microsoft.com/office/word/2018/wordml/cex" xmlns:oel="http://schemas.microsoft.com/office/2019/extlst">
+          <mc:Fallback>
             <w:pict>
               <v:shape w14:anchorId="4054D2FA" id="חץ: למטה 9" o:spid="_x0000_s1026" type="#_x0000_t67" alt="סרטון סימולציה&#10;" style="position:absolute;left:0;text-align:left;margin-left:48.35pt;margin-top:7.4pt;width:2in;height:121.1pt;z-index:251675648;visibility:visible;mso-wrap-style:square;mso-height-percent:0;mso-wrap-distance-left:9pt;mso-wrap-distance-top:0;mso-wrap-distance-right:9pt;mso-wrap-distance-bottom:0;mso-position-horizontal:absolute;mso-position-horizontal-relative:text;mso-position-vertical:absolute;mso-position-vertical-relative:text;mso-height-percent:0;mso-height-relative:margin;v-text-anchor:middle" o:gfxdata="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" adj="10800" fillcolor="#4472c4 [3204]" strokecolor="#09101d [484]" strokeweight="1pt"/>
             </w:pict>
@@ -14239,7 +13837,6 @@
                                 <w:sz w:val="28"/>
                                 <w:szCs w:val="28"/>
                                 <w:rtl/>
-                                <w:lang/>
                               </w:rPr>
                             </w:pPr>
                             <w:r>
@@ -14248,7 +13845,6 @@
                                 <w:sz w:val="28"/>
                                 <w:szCs w:val="28"/>
                                 <w:rtl/>
-                                <w:lang/>
                               </w:rPr>
                               <w:t>סרטון</w:t>
                             </w:r>
@@ -14260,7 +13856,6 @@
                                 <w:sz w:val="28"/>
                                 <w:szCs w:val="28"/>
                                 <w:rtl/>
-                                <w:lang/>
                               </w:rPr>
                             </w:pPr>
                             <w:r>
@@ -14269,7 +13864,6 @@
                                 <w:sz w:val="28"/>
                                 <w:szCs w:val="28"/>
                                 <w:rtl/>
-                                <w:lang/>
                               </w:rPr>
                               <w:t>סימולציה</w:t>
                             </w:r>
@@ -14290,7 +13884,7 @@
           </mc:Choice>
           <mc:Fallback>
             <w:pict>
-              <v:shape w14:anchorId="768787E8" id="תיבת טקסט 15" o:spid="_x0000_s1031" type="#_x0000_t202" style="position:absolute;left:0;text-align:left;margin-left:333.85pt;margin-top:12.75pt;width:66pt;height:54.55pt;z-index:251670528;visibility:visible;mso-wrap-style:square;mso-wrap-distance-left:9pt;mso-wrap-distance-top:0;mso-wrap-distance-right:9pt;mso-wrap-distance-bottom:0;mso-position-horizontal:absolute;mso-position-horizontal-relative:text;mso-position-vertical:absolute;mso-position-vertical-relative:text;v-text-anchor:top" o:gfxdata="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" fillcolor="white [3201]" strokeweight=".5pt">
+              <v:shape w14:anchorId="768787E8" id="תיבת טקסט 15" o:spid="_x0000_s1031" type="#_x0000_t202" style="position:absolute;left:0;text-align:left;margin-left:333.85pt;margin-top:12.75pt;width:66pt;height:54.55pt;z-index:251670528;visibility:visible;mso-wrap-style:square;mso-wrap-distance-left:9pt;mso-wrap-distance-top:0;mso-wrap-distance-right:9pt;mso-wrap-distance-bottom:0;mso-position-horizontal:absolute;mso-position-horizontal-relative:text;mso-position-vertical:absolute;mso-position-vertical-relative:text;v-text-anchor:top" o:gfxdata="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" fillcolor="white [3201]" strokeweight=".5pt">
                 <v:textbox>
                   <w:txbxContent>
                     <w:p>
@@ -14301,7 +13895,6 @@
                           <w:sz w:val="28"/>
                           <w:szCs w:val="28"/>
                           <w:rtl/>
-                          <w:lang/>
                         </w:rPr>
                       </w:pPr>
                       <w:r>
@@ -14310,7 +13903,6 @@
                           <w:sz w:val="28"/>
                           <w:szCs w:val="28"/>
                           <w:rtl/>
-                          <w:lang/>
                         </w:rPr>
                         <w:t>סרטון</w:t>
                       </w:r>
@@ -14322,7 +13914,6 @@
                           <w:sz w:val="28"/>
                           <w:szCs w:val="28"/>
                           <w:rtl/>
-                          <w:lang/>
                         </w:rPr>
                       </w:pPr>
                       <w:r>
@@ -14331,7 +13922,6 @@
                           <w:sz w:val="28"/>
                           <w:szCs w:val="28"/>
                           <w:rtl/>
-                          <w:lang/>
                         </w:rPr>
                         <w:t>סימולציה</w:t>
                       </w:r>
@@ -14412,7 +14002,7 @@
               </wp:anchor>
             </w:drawing>
           </mc:Choice>
-          <mc:Fallback xmlns:w16sdtdh="http://schemas.microsoft.com/office/word/2020/wordml/sdtdatahash" xmlns:w16du="http://schemas.microsoft.com/office/word/2023/wordml/word16du" xmlns:w16="http://schemas.microsoft.com/office/word/2018/wordml" xmlns:w16cex="http://schemas.microsoft.com/office/word/2018/wordml/cex" xmlns:oel="http://schemas.microsoft.com/office/2019/extlst">
+          <mc:Fallback>
             <w:pict>
               <v:shape w14:anchorId="7D8456DA" id="חץ: למטה 9" o:spid="_x0000_s1026" type="#_x0000_t67" alt="סרטון סימולציה&#10;" style="position:absolute;left:0;text-align:left;margin-left:294.3pt;margin-top:7.65pt;width:2in;height:121.1pt;z-index:251669504;visibility:visible;mso-wrap-style:square;mso-height-percent:0;mso-wrap-distance-left:9pt;mso-wrap-distance-top:0;mso-wrap-distance-right:9pt;mso-wrap-distance-bottom:0;mso-position-horizontal:absolute;mso-position-horizontal-relative:text;mso-position-vertical:absolute;mso-position-vertical-relative:text;mso-height-percent:0;mso-height-relative:margin;v-text-anchor:middle" o:gfxdata="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" adj="10800" fillcolor="#4472c4 [3204]" strokecolor="#09101d [484]" strokeweight="1pt"/>
             </w:pict>
@@ -14428,7 +14018,6 @@
           <w:sz w:val="32"/>
           <w:szCs w:val="32"/>
           <w:rtl/>
-          <w:lang/>
         </w:rPr>
       </w:pPr>
     </w:p>
@@ -14440,7 +14029,6 @@
           <w:sz w:val="32"/>
           <w:szCs w:val="32"/>
           <w:rtl/>
-          <w:lang/>
         </w:rPr>
       </w:pPr>
     </w:p>
@@ -14452,7 +14040,6 @@
           <w:sz w:val="32"/>
           <w:szCs w:val="32"/>
           <w:rtl/>
-          <w:lang/>
         </w:rPr>
       </w:pPr>
     </w:p>
@@ -14464,28 +14051,25 @@
           <w:sz w:val="32"/>
           <w:szCs w:val="32"/>
           <w:rtl/>
-          <w:lang/>
-        </w:rPr>
-      </w:pPr>
-    </w:p>
-    <w:p>
-      <w:pPr>
-        <w:rPr>
-          <w:rFonts w:asciiTheme="majorBidi" w:hAnsiTheme="majorBidi" w:cstheme="majorBidi"/>
-          <w:sz w:val="32"/>
-          <w:szCs w:val="32"/>
-          <w:rtl/>
-          <w:lang/>
-        </w:rPr>
-      </w:pPr>
-    </w:p>
-    <w:p>
-      <w:pPr>
-        <w:rPr>
-          <w:rFonts w:asciiTheme="majorBidi" w:hAnsiTheme="majorBidi" w:cstheme="majorBidi"/>
-          <w:sz w:val="32"/>
-          <w:szCs w:val="32"/>
-          <w:lang/>
+        </w:rPr>
+      </w:pPr>
+    </w:p>
+    <w:p>
+      <w:pPr>
+        <w:rPr>
+          <w:rFonts w:asciiTheme="majorBidi" w:hAnsiTheme="majorBidi" w:cstheme="majorBidi"/>
+          <w:sz w:val="32"/>
+          <w:szCs w:val="32"/>
+          <w:rtl/>
+        </w:rPr>
+      </w:pPr>
+    </w:p>
+    <w:p>
+      <w:pPr>
+        <w:rPr>
+          <w:rFonts w:asciiTheme="majorBidi" w:hAnsiTheme="majorBidi" w:cstheme="majorBidi"/>
+          <w:sz w:val="32"/>
+          <w:szCs w:val="32"/>
         </w:rPr>
       </w:pPr>
       <w:r>
@@ -14494,7 +14078,6 @@
           <w:noProof/>
           <w:sz w:val="32"/>
           <w:szCs w:val="32"/>
-          <w:lang/>
         </w:rPr>
         <w:drawing>
           <wp:anchor distT="0" distB="0" distL="114300" distR="114300" simplePos="0" relativeHeight="251678720" behindDoc="0" locked="0" layoutInCell="1" allowOverlap="1" wp14:anchorId="6451D5C1" wp14:editId="70717FBD">
@@ -14558,7 +14141,6 @@
           <w:noProof/>
           <w:sz w:val="32"/>
           <w:szCs w:val="32"/>
-          <w:lang/>
         </w:rPr>
         <w:drawing>
           <wp:anchor distT="0" distB="0" distL="114300" distR="114300" simplePos="0" relativeHeight="251679744" behindDoc="0" locked="0" layoutInCell="1" allowOverlap="1" wp14:anchorId="29A5B8CA" wp14:editId="066FD3DC">
@@ -14622,7 +14204,6 @@
           <w:sz w:val="32"/>
           <w:szCs w:val="32"/>
           <w:rtl/>
-          <w:lang/>
         </w:rPr>
         <w:t xml:space="preserve">           </w:t>
       </w:r>
@@ -14634,16 +14215,14 @@
           <w:sz w:val="32"/>
           <w:szCs w:val="32"/>
           <w:rtl/>
-          <w:lang/>
-        </w:rPr>
-      </w:pPr>
-      <w:r>
-        <w:rPr>
-          <w:rFonts w:asciiTheme="majorBidi" w:hAnsiTheme="majorBidi" w:cstheme="majorBidi"/>
-          <w:sz w:val="32"/>
-          <w:szCs w:val="32"/>
-          <w:rtl/>
-          <w:lang/>
+        </w:rPr>
+      </w:pPr>
+      <w:r>
+        <w:rPr>
+          <w:rFonts w:asciiTheme="majorBidi" w:hAnsiTheme="majorBidi" w:cstheme="majorBidi"/>
+          <w:sz w:val="32"/>
+          <w:szCs w:val="32"/>
+          <w:rtl/>
         </w:rPr>
         <w:br w:type="page"/>
       </w:r>
@@ -14871,27 +14450,7 @@
           <w:szCs w:val="32"/>
           <w:rtl/>
         </w:rPr>
-        <w:t xml:space="preserve">שלב שני הוא לבחור את הבקר </w:t>
-      </w:r>
-      <w:proofErr w:type="spellStart"/>
-      <w:r>
-        <w:rPr>
-          <w:rFonts w:asciiTheme="majorBidi" w:hAnsiTheme="majorBidi" w:cstheme="majorBidi" w:hint="cs"/>
-          <w:sz w:val="32"/>
-          <w:szCs w:val="32"/>
-          <w:rtl/>
-        </w:rPr>
-        <w:t>שאיתו</w:t>
-      </w:r>
-      <w:proofErr w:type="spellEnd"/>
-      <w:r>
-        <w:rPr>
-          <w:rFonts w:asciiTheme="majorBidi" w:hAnsiTheme="majorBidi" w:cstheme="majorBidi" w:hint="cs"/>
-          <w:sz w:val="32"/>
-          <w:szCs w:val="32"/>
-          <w:rtl/>
-        </w:rPr>
-        <w:t xml:space="preserve"> אנחנו עובדים (אצלנו זה </w:t>
+        <w:t xml:space="preserve">שלב שני הוא לבחור את הבקר שאיתו אנחנו עובדים (אצלנו זה </w:t>
       </w:r>
       <w:r>
         <w:rPr>
@@ -14952,27 +14511,7 @@
           <w:szCs w:val="32"/>
           <w:rtl/>
         </w:rPr>
-        <w:t xml:space="preserve">מחברים את מנוע </w:t>
-      </w:r>
-      <w:proofErr w:type="spellStart"/>
-      <w:r>
-        <w:rPr>
-          <w:rFonts w:asciiTheme="majorBidi" w:hAnsiTheme="majorBidi" w:cstheme="majorBidi" w:hint="cs"/>
-          <w:sz w:val="32"/>
-          <w:szCs w:val="32"/>
-          <w:rtl/>
-        </w:rPr>
-        <w:t>הסרבו</w:t>
-      </w:r>
-      <w:proofErr w:type="spellEnd"/>
-      <w:r>
-        <w:rPr>
-          <w:rFonts w:asciiTheme="majorBidi" w:hAnsiTheme="majorBidi" w:cstheme="majorBidi" w:hint="cs"/>
-          <w:sz w:val="32"/>
-          <w:szCs w:val="32"/>
-          <w:rtl/>
-        </w:rPr>
-        <w:t xml:space="preserve"> לאדמה, ל</w:t>
+        <w:t>מחברים את מנוע הסרבו לאדמה, ל</w:t>
       </w:r>
       <w:r>
         <w:rPr>
@@ -14998,47 +14537,16 @@
           <w:szCs w:val="32"/>
           <w:rtl/>
         </w:rPr>
-        <w:t xml:space="preserve">שלב שלישי, כותבים קוד </w:t>
-      </w:r>
-      <w:proofErr w:type="spellStart"/>
-      <w:r>
-        <w:rPr>
-          <w:rFonts w:asciiTheme="majorBidi" w:hAnsiTheme="majorBidi" w:cstheme="majorBidi" w:hint="cs"/>
-          <w:sz w:val="32"/>
-          <w:szCs w:val="32"/>
-          <w:rtl/>
-        </w:rPr>
-        <w:t>תוכנית</w:t>
-      </w:r>
-      <w:proofErr w:type="spellEnd"/>
-      <w:r>
-        <w:rPr>
-          <w:rFonts w:asciiTheme="majorBidi" w:hAnsiTheme="majorBidi" w:cstheme="majorBidi" w:hint="cs"/>
-          <w:sz w:val="32"/>
-          <w:szCs w:val="32"/>
-          <w:rtl/>
-        </w:rPr>
-        <w:t xml:space="preserve"> שתזיז את </w:t>
-      </w:r>
-      <w:proofErr w:type="spellStart"/>
-      <w:r>
-        <w:rPr>
-          <w:rFonts w:asciiTheme="majorBidi" w:hAnsiTheme="majorBidi" w:cstheme="majorBidi" w:hint="cs"/>
-          <w:sz w:val="32"/>
-          <w:szCs w:val="32"/>
-          <w:rtl/>
-        </w:rPr>
-        <w:t>ההמנוע</w:t>
-      </w:r>
-      <w:proofErr w:type="spellEnd"/>
-      <w:r>
-        <w:rPr>
-          <w:rFonts w:asciiTheme="majorBidi" w:hAnsiTheme="majorBidi" w:cstheme="majorBidi" w:hint="cs"/>
-          <w:sz w:val="32"/>
-          <w:szCs w:val="32"/>
-          <w:rtl/>
-        </w:rPr>
-        <w:t xml:space="preserve"> סרבו מ0 מעלות, ל90 מעלות, ל180 מעלות וחזור חלילה</w:t>
+        <w:t>שלב שלישי, כותבים קוד תוכנית</w:t>
+      </w:r>
+      <w:r>
+        <w:rPr>
+          <w:rFonts w:asciiTheme="majorBidi" w:hAnsiTheme="majorBidi" w:cstheme="majorBidi" w:hint="cs"/>
+          <w:sz w:val="32"/>
+          <w:szCs w:val="32"/>
+          <w:rtl/>
+        </w:rPr>
+        <w:t xml:space="preserve"> שתזיז את ההמנוע סרבו מ0 מעלות, ל90 מעלות, ל180 מעלות וחזור חלילה</w:t>
       </w:r>
       <w:r>
         <w:rPr>
@@ -15082,27 +14590,7 @@
           <w:szCs w:val="32"/>
           <w:rtl/>
         </w:rPr>
-        <w:t xml:space="preserve"> ונוודא </w:t>
-      </w:r>
-      <w:proofErr w:type="spellStart"/>
-      <w:r>
-        <w:rPr>
-          <w:rFonts w:asciiTheme="majorBidi" w:hAnsiTheme="majorBidi" w:cs="Times New Roman" w:hint="cs"/>
-          <w:sz w:val="32"/>
-          <w:szCs w:val="32"/>
-          <w:rtl/>
-        </w:rPr>
-        <w:t>שהכל</w:t>
-      </w:r>
-      <w:proofErr w:type="spellEnd"/>
-      <w:r>
-        <w:rPr>
-          <w:rFonts w:asciiTheme="majorBidi" w:hAnsiTheme="majorBidi" w:cs="Times New Roman" w:hint="cs"/>
-          <w:sz w:val="32"/>
-          <w:szCs w:val="32"/>
-          <w:rtl/>
-        </w:rPr>
-        <w:t xml:space="preserve"> עובד</w:t>
+        <w:t xml:space="preserve"> ונוודא שהכל עובד</w:t>
       </w:r>
       <w:r>
         <w:rPr>
@@ -15137,7 +14625,6 @@
           <w:rFonts w:asciiTheme="majorBidi" w:hAnsiTheme="majorBidi" w:cstheme="majorBidi"/>
           <w:sz w:val="32"/>
           <w:szCs w:val="32"/>
-          <w:lang/>
         </w:rPr>
         <w:t xml:space="preserve"> Arduino IDE</w:t>
       </w:r>
@@ -15183,47 +14670,7 @@
           <w:szCs w:val="32"/>
           <w:rtl/>
         </w:rPr>
-        <w:t xml:space="preserve"> מהמחשב לבקר לצריבת הקוד. לאחר שחיברנו </w:t>
-      </w:r>
-      <w:proofErr w:type="spellStart"/>
-      <w:r>
-        <w:rPr>
-          <w:rFonts w:asciiTheme="majorBidi" w:hAnsiTheme="majorBidi" w:cstheme="majorBidi" w:hint="cs"/>
-          <w:sz w:val="32"/>
-          <w:szCs w:val="32"/>
-          <w:rtl/>
-        </w:rPr>
-        <w:t>הכל</w:t>
-      </w:r>
-      <w:proofErr w:type="spellEnd"/>
-      <w:r>
-        <w:rPr>
-          <w:rFonts w:asciiTheme="majorBidi" w:hAnsiTheme="majorBidi" w:cstheme="majorBidi" w:hint="cs"/>
-          <w:sz w:val="32"/>
-          <w:szCs w:val="32"/>
-          <w:rtl/>
-        </w:rPr>
-        <w:t xml:space="preserve">, </w:t>
-      </w:r>
-      <w:proofErr w:type="spellStart"/>
-      <w:r>
-        <w:rPr>
-          <w:rFonts w:asciiTheme="majorBidi" w:hAnsiTheme="majorBidi" w:cstheme="majorBidi" w:hint="cs"/>
-          <w:sz w:val="32"/>
-          <w:szCs w:val="32"/>
-          <w:rtl/>
-        </w:rPr>
-        <w:t>מצריבים</w:t>
-      </w:r>
-      <w:proofErr w:type="spellEnd"/>
-      <w:r>
-        <w:rPr>
-          <w:rFonts w:asciiTheme="majorBidi" w:hAnsiTheme="majorBidi" w:cstheme="majorBidi" w:hint="cs"/>
-          <w:sz w:val="32"/>
-          <w:szCs w:val="32"/>
-          <w:rtl/>
-        </w:rPr>
-        <w:t xml:space="preserve"> </w:t>
+        <w:t xml:space="preserve"> מהמחשב לבקר לצריבת הקוד. לאחר שחיברנו הכל, מצריבים </w:t>
       </w:r>
       <w:r>
         <w:rPr>
@@ -15318,48 +14765,8 @@
           <w:szCs w:val="32"/>
           <w:rtl/>
         </w:rPr>
-        <w:t xml:space="preserve"> את מנועה סרבו, את צורת העבודה </w:t>
-      </w:r>
-      <w:proofErr w:type="spellStart"/>
-      <w:r>
-        <w:rPr>
-          <w:rFonts w:asciiTheme="majorBidi" w:hAnsiTheme="majorBidi" w:cstheme="majorBidi" w:hint="cs"/>
-          <w:sz w:val="32"/>
-          <w:szCs w:val="32"/>
-          <w:rtl/>
-        </w:rPr>
-        <w:t>איתו</w:t>
-      </w:r>
-      <w:proofErr w:type="spellEnd"/>
-      <w:r>
-        <w:rPr>
-          <w:rFonts w:asciiTheme="majorBidi" w:hAnsiTheme="majorBidi" w:cstheme="majorBidi" w:hint="cs"/>
-          <w:sz w:val="32"/>
-          <w:szCs w:val="32"/>
-          <w:rtl/>
-        </w:rPr>
-        <w:t>, איך הוא פועל ואיפה אפשר לממש אותו.</w:t>
-      </w:r>
-    </w:p>
-    <w:p>
-      <w:pPr>
-        <w:rPr>
-          <w:rFonts w:asciiTheme="majorBidi" w:hAnsiTheme="majorBidi" w:cstheme="majorBidi"/>
-          <w:sz w:val="32"/>
-          <w:szCs w:val="32"/>
-          <w:rtl/>
-        </w:rPr>
-      </w:pPr>
-    </w:p>
-    <w:p>
-      <w:pPr>
-        <w:rPr>
-          <w:rFonts w:asciiTheme="majorBidi" w:hAnsiTheme="majorBidi" w:cstheme="majorBidi"/>
-          <w:sz w:val="32"/>
-          <w:szCs w:val="32"/>
-          <w:rtl/>
-        </w:rPr>
-      </w:pPr>
+        <w:t xml:space="preserve"> את מנועה סרבו, את צורת העבודה איתו, איך הוא פועל ואיפה אפשר לממש אותו.</w:t>
+      </w:r>
     </w:p>
     <w:p>
       <w:pPr>
@@ -15409,71 +14816,17 @@
           <w:sz w:val="32"/>
           <w:szCs w:val="32"/>
           <w:u w:val="thick"/>
-          <w:rtl/>
-        </w:rPr>
-      </w:pPr>
-    </w:p>
-    <w:p>
-      <w:pPr>
-        <w:rPr>
-          <w:rFonts w:asciiTheme="majorBidi" w:hAnsiTheme="majorBidi" w:cstheme="majorBidi"/>
+        </w:rPr>
+      </w:pPr>
+      <w:r>
+        <w:rPr>
+          <w:rFonts w:asciiTheme="majorBidi" w:hAnsiTheme="majorBidi" w:cstheme="majorBidi" w:hint="cs"/>
           <w:sz w:val="32"/>
           <w:szCs w:val="32"/>
           <w:u w:val="thick"/>
           <w:rtl/>
         </w:rPr>
-      </w:pPr>
-    </w:p>
-    <w:p>
-      <w:pPr>
-        <w:rPr>
-          <w:rFonts w:asciiTheme="majorBidi" w:hAnsiTheme="majorBidi" w:cstheme="majorBidi"/>
-          <w:sz w:val="32"/>
-          <w:szCs w:val="32"/>
-          <w:u w:val="thick"/>
-          <w:rtl/>
-        </w:rPr>
-      </w:pPr>
-    </w:p>
-    <w:p>
-      <w:pPr>
-        <w:rPr>
-          <w:rFonts w:asciiTheme="majorBidi" w:hAnsiTheme="majorBidi" w:cstheme="majorBidi"/>
-          <w:sz w:val="32"/>
-          <w:szCs w:val="32"/>
-          <w:u w:val="thick"/>
-          <w:rtl/>
-        </w:rPr>
-      </w:pPr>
-    </w:p>
-    <w:p>
-      <w:pPr>
-        <w:rPr>
-          <w:rFonts w:asciiTheme="majorBidi" w:hAnsiTheme="majorBidi" w:cstheme="majorBidi"/>
-          <w:sz w:val="32"/>
-          <w:szCs w:val="32"/>
-          <w:u w:val="thick"/>
-          <w:rtl/>
-        </w:rPr>
-      </w:pPr>
-    </w:p>
-    <w:p>
-      <w:pPr>
-        <w:rPr>
-          <w:rFonts w:asciiTheme="majorBidi" w:hAnsiTheme="majorBidi" w:cstheme="majorBidi"/>
-          <w:sz w:val="32"/>
-          <w:szCs w:val="32"/>
-          <w:u w:val="thick"/>
-        </w:rPr>
-      </w:pPr>
-      <w:r>
-        <w:rPr>
-          <w:rFonts w:asciiTheme="majorBidi" w:hAnsiTheme="majorBidi" w:cstheme="majorBidi" w:hint="cs"/>
-          <w:sz w:val="32"/>
-          <w:szCs w:val="32"/>
-          <w:u w:val="thick"/>
-          <w:rtl/>
-        </w:rPr>
+        <w:lastRenderedPageBreak/>
         <w:t>תוצאות</w:t>
       </w:r>
       <w:r>
@@ -15602,16 +14955,6 @@
     </w:p>
     <w:p>
       <w:pPr>
-        <w:rPr>
-          <w:rFonts w:asciiTheme="majorBidi" w:hAnsiTheme="majorBidi" w:cstheme="majorBidi"/>
-          <w:sz w:val="32"/>
-          <w:szCs w:val="32"/>
-          <w:rtl/>
-        </w:rPr>
-      </w:pPr>
-    </w:p>
-    <w:p>
-      <w:pPr>
         <w:pStyle w:val="a9"/>
         <w:numPr>
           <w:ilvl w:val="0"/>
@@ -15630,6 +14973,323 @@
           <w:szCs w:val="32"/>
           <w:rtl/>
         </w:rPr>
+        <w:t>סימולציית גלים</w:t>
+      </w:r>
+    </w:p>
+    <w:p>
+      <w:pPr>
+        <w:ind w:left="360"/>
+        <w:rPr>
+          <w:rFonts w:asciiTheme="majorBidi" w:hAnsiTheme="majorBidi" w:cstheme="majorBidi"/>
+          <w:b/>
+          <w:bCs/>
+          <w:sz w:val="32"/>
+          <w:szCs w:val="32"/>
+          <w:u w:val="single"/>
+          <w:rtl/>
+        </w:rPr>
+      </w:pPr>
+      <w:r>
+        <w:rPr>
+          <w:rFonts w:asciiTheme="majorBidi" w:hAnsiTheme="majorBidi" w:cstheme="majorBidi" w:hint="cs"/>
+          <w:b/>
+          <w:bCs/>
+          <w:sz w:val="32"/>
+          <w:szCs w:val="32"/>
+          <w:u w:val="single"/>
+          <w:rtl/>
+        </w:rPr>
+        <w:t>מצב 1</w:t>
+      </w:r>
+    </w:p>
+    <w:p>
+      <w:pPr>
+        <w:ind w:left="360"/>
+        <w:rPr>
+          <w:rFonts w:asciiTheme="majorBidi" w:hAnsiTheme="majorBidi" w:cstheme="majorBidi"/>
+          <w:sz w:val="32"/>
+          <w:szCs w:val="32"/>
+          <w:rtl/>
+        </w:rPr>
+      </w:pPr>
+      <w:r>
+        <w:rPr>
+          <w:rFonts w:asciiTheme="majorBidi" w:hAnsiTheme="majorBidi" w:cstheme="majorBidi"/>
+          <w:noProof/>
+          <w:sz w:val="32"/>
+          <w:szCs w:val="32"/>
+          <w:rtl/>
+          <w:lang w:val="he-IL"/>
+        </w:rPr>
+        <w:drawing>
+          <wp:inline distT="0" distB="0" distL="0" distR="0" wp14:anchorId="046622DA" wp14:editId="1BCA3636">
+            <wp:extent cx="5940425" cy="875030"/>
+            <wp:effectExtent l="0" t="0" r="3175" b="1270"/>
+            <wp:docPr id="446758167" name="תמונה 17"/>
+            <wp:cNvGraphicFramePr>
+              <a:graphicFrameLocks xmlns:a="http://schemas.openxmlformats.org/drawingml/2006/main" noChangeAspect="1"/>
+            </wp:cNvGraphicFramePr>
+            <a:graphic xmlns:a="http://schemas.openxmlformats.org/drawingml/2006/main">
+              <a:graphicData uri="http://schemas.openxmlformats.org/drawingml/2006/picture">
+                <pic:pic xmlns:pic="http://schemas.openxmlformats.org/drawingml/2006/picture">
+                  <pic:nvPicPr>
+                    <pic:cNvPr id="446758167" name="תמונה 446758167"/>
+                    <pic:cNvPicPr/>
+                  </pic:nvPicPr>
+                  <pic:blipFill>
+                    <a:blip r:embed="rId18" cstate="print">
+                      <a:extLst>
+                        <a:ext uri="{28A0092B-C50C-407E-A947-70E740481C1C}">
+                          <a14:useLocalDpi xmlns:a14="http://schemas.microsoft.com/office/drawing/2010/main" val="0"/>
+                        </a:ext>
+                      </a:extLst>
+                    </a:blip>
+                    <a:stretch>
+                      <a:fillRect/>
+                    </a:stretch>
+                  </pic:blipFill>
+                  <pic:spPr>
+                    <a:xfrm>
+                      <a:off x="0" y="0"/>
+                      <a:ext cx="5940425" cy="875030"/>
+                    </a:xfrm>
+                    <a:prstGeom prst="rect">
+                      <a:avLst/>
+                    </a:prstGeom>
+                  </pic:spPr>
+                </pic:pic>
+              </a:graphicData>
+            </a:graphic>
+          </wp:inline>
+        </w:drawing>
+      </w:r>
+    </w:p>
+    <w:p>
+      <w:pPr>
+        <w:ind w:left="360"/>
+        <w:rPr>
+          <w:rFonts w:asciiTheme="majorBidi" w:hAnsiTheme="majorBidi" w:cstheme="majorBidi"/>
+          <w:b/>
+          <w:bCs/>
+          <w:sz w:val="32"/>
+          <w:szCs w:val="32"/>
+          <w:u w:val="single"/>
+          <w:rtl/>
+        </w:rPr>
+      </w:pPr>
+      <w:r>
+        <w:rPr>
+          <w:rFonts w:asciiTheme="majorBidi" w:hAnsiTheme="majorBidi" w:cstheme="majorBidi" w:hint="cs"/>
+          <w:b/>
+          <w:bCs/>
+          <w:sz w:val="32"/>
+          <w:szCs w:val="32"/>
+          <w:u w:val="single"/>
+          <w:rtl/>
+        </w:rPr>
+        <w:t>מצב 2</w:t>
+      </w:r>
+    </w:p>
+    <w:p>
+      <w:pPr>
+        <w:ind w:left="360"/>
+        <w:rPr>
+          <w:rFonts w:asciiTheme="majorBidi" w:hAnsiTheme="majorBidi" w:cstheme="majorBidi"/>
+          <w:sz w:val="32"/>
+          <w:szCs w:val="32"/>
+          <w:rtl/>
+        </w:rPr>
+      </w:pPr>
+      <w:r>
+        <w:rPr>
+          <w:rFonts w:asciiTheme="majorBidi" w:hAnsiTheme="majorBidi" w:cstheme="majorBidi"/>
+          <w:noProof/>
+          <w:sz w:val="32"/>
+          <w:szCs w:val="32"/>
+        </w:rPr>
+        <w:drawing>
+          <wp:inline distT="0" distB="0" distL="0" distR="0" wp14:anchorId="5889A40F" wp14:editId="3E2B3CD9">
+            <wp:extent cx="5940425" cy="852805"/>
+            <wp:effectExtent l="0" t="0" r="3175" b="4445"/>
+            <wp:docPr id="757606658" name="תמונה 18" descr="תמונה שמכילה צילום מסך, תכונות מולטימדיה&#10;&#10;התיאור נוצר באופן אוטומטי"/>
+            <wp:cNvGraphicFramePr>
+              <a:graphicFrameLocks xmlns:a="http://schemas.openxmlformats.org/drawingml/2006/main" noChangeAspect="1"/>
+            </wp:cNvGraphicFramePr>
+            <a:graphic xmlns:a="http://schemas.openxmlformats.org/drawingml/2006/main">
+              <a:graphicData uri="http://schemas.openxmlformats.org/drawingml/2006/picture">
+                <pic:pic xmlns:pic="http://schemas.openxmlformats.org/drawingml/2006/picture">
+                  <pic:nvPicPr>
+                    <pic:cNvPr id="757606658" name="תמונה 18" descr="תמונה שמכילה צילום מסך, תכונות מולטימדיה&#10;&#10;התיאור נוצר באופן אוטומטי"/>
+                    <pic:cNvPicPr/>
+                  </pic:nvPicPr>
+                  <pic:blipFill>
+                    <a:blip r:embed="rId19" cstate="print">
+                      <a:extLst>
+                        <a:ext uri="{28A0092B-C50C-407E-A947-70E740481C1C}">
+                          <a14:useLocalDpi xmlns:a14="http://schemas.microsoft.com/office/drawing/2010/main" val="0"/>
+                        </a:ext>
+                      </a:extLst>
+                    </a:blip>
+                    <a:stretch>
+                      <a:fillRect/>
+                    </a:stretch>
+                  </pic:blipFill>
+                  <pic:spPr>
+                    <a:xfrm>
+                      <a:off x="0" y="0"/>
+                      <a:ext cx="5940425" cy="852805"/>
+                    </a:xfrm>
+                    <a:prstGeom prst="rect">
+                      <a:avLst/>
+                    </a:prstGeom>
+                  </pic:spPr>
+                </pic:pic>
+              </a:graphicData>
+            </a:graphic>
+          </wp:inline>
+        </w:drawing>
+      </w:r>
+    </w:p>
+    <w:p>
+      <w:pPr>
+        <w:ind w:left="360"/>
+        <w:rPr>
+          <w:rFonts w:asciiTheme="majorBidi" w:hAnsiTheme="majorBidi" w:cstheme="majorBidi"/>
+          <w:b/>
+          <w:bCs/>
+          <w:sz w:val="32"/>
+          <w:szCs w:val="32"/>
+          <w:u w:val="single"/>
+          <w:rtl/>
+        </w:rPr>
+      </w:pPr>
+      <w:r>
+        <w:rPr>
+          <w:rFonts w:asciiTheme="majorBidi" w:hAnsiTheme="majorBidi" w:cstheme="majorBidi" w:hint="cs"/>
+          <w:b/>
+          <w:bCs/>
+          <w:sz w:val="32"/>
+          <w:szCs w:val="32"/>
+          <w:u w:val="single"/>
+          <w:rtl/>
+        </w:rPr>
+        <w:t>מצב</w:t>
+      </w:r>
+      <w:r>
+        <w:rPr>
+          <w:rFonts w:asciiTheme="majorBidi" w:hAnsiTheme="majorBidi" w:cstheme="majorBidi" w:hint="cs"/>
+          <w:b/>
+          <w:bCs/>
+          <w:sz w:val="32"/>
+          <w:szCs w:val="32"/>
+          <w:u w:val="single"/>
+          <w:rtl/>
+        </w:rPr>
+        <w:t xml:space="preserve"> </w:t>
+      </w:r>
+      <w:r>
+        <w:rPr>
+          <w:rFonts w:asciiTheme="majorBidi" w:hAnsiTheme="majorBidi" w:cstheme="majorBidi" w:hint="cs"/>
+          <w:b/>
+          <w:bCs/>
+          <w:sz w:val="32"/>
+          <w:szCs w:val="32"/>
+          <w:u w:val="single"/>
+          <w:rtl/>
+        </w:rPr>
+        <w:t>3</w:t>
+      </w:r>
+    </w:p>
+    <w:p>
+      <w:pPr>
+        <w:ind w:left="360"/>
+        <w:rPr>
+          <w:rFonts w:asciiTheme="majorBidi" w:hAnsiTheme="majorBidi" w:cstheme="majorBidi"/>
+          <w:sz w:val="32"/>
+          <w:szCs w:val="32"/>
+        </w:rPr>
+      </w:pPr>
+      <w:r>
+        <w:rPr>
+          <w:rFonts w:asciiTheme="majorBidi" w:hAnsiTheme="majorBidi" w:cstheme="majorBidi"/>
+          <w:noProof/>
+          <w:sz w:val="32"/>
+          <w:szCs w:val="32"/>
+        </w:rPr>
+        <w:drawing>
+          <wp:inline distT="0" distB="0" distL="0" distR="0" wp14:anchorId="3CC13221" wp14:editId="2266006E">
+            <wp:extent cx="5940425" cy="857885"/>
+            <wp:effectExtent l="0" t="0" r="3175" b="0"/>
+            <wp:docPr id="1701605029" name="תמונה 19" descr="תמונה שמכילה תכונות מולטימדיה, תוכנה גרפית, צילום מסך&#10;&#10;התיאור נוצר באופן אוטומטי"/>
+            <wp:cNvGraphicFramePr>
+              <a:graphicFrameLocks xmlns:a="http://schemas.openxmlformats.org/drawingml/2006/main" noChangeAspect="1"/>
+            </wp:cNvGraphicFramePr>
+            <a:graphic xmlns:a="http://schemas.openxmlformats.org/drawingml/2006/main">
+              <a:graphicData uri="http://schemas.openxmlformats.org/drawingml/2006/picture">
+                <pic:pic xmlns:pic="http://schemas.openxmlformats.org/drawingml/2006/picture">
+                  <pic:nvPicPr>
+                    <pic:cNvPr id="1701605029" name="תמונה 19" descr="תמונה שמכילה תכונות מולטימדיה, תוכנה גרפית, צילום מסך&#10;&#10;התיאור נוצר באופן אוטומטי"/>
+                    <pic:cNvPicPr/>
+                  </pic:nvPicPr>
+                  <pic:blipFill>
+                    <a:blip r:embed="rId20" cstate="print">
+                      <a:extLst>
+                        <a:ext uri="{28A0092B-C50C-407E-A947-70E740481C1C}">
+                          <a14:useLocalDpi xmlns:a14="http://schemas.microsoft.com/office/drawing/2010/main" val="0"/>
+                        </a:ext>
+                      </a:extLst>
+                    </a:blip>
+                    <a:stretch>
+                      <a:fillRect/>
+                    </a:stretch>
+                  </pic:blipFill>
+                  <pic:spPr>
+                    <a:xfrm>
+                      <a:off x="0" y="0"/>
+                      <a:ext cx="5940425" cy="857885"/>
+                    </a:xfrm>
+                    <a:prstGeom prst="rect">
+                      <a:avLst/>
+                    </a:prstGeom>
+                  </pic:spPr>
+                </pic:pic>
+              </a:graphicData>
+            </a:graphic>
+          </wp:inline>
+        </w:drawing>
+      </w:r>
+    </w:p>
+    <w:p>
+      <w:pPr>
+        <w:ind w:left="283"/>
+        <w:rPr>
+          <w:rFonts w:asciiTheme="majorBidi" w:hAnsiTheme="majorBidi" w:cstheme="majorBidi"/>
+          <w:sz w:val="32"/>
+          <w:szCs w:val="32"/>
+        </w:rPr>
+      </w:pPr>
+    </w:p>
+    <w:p>
+      <w:pPr>
+        <w:pStyle w:val="a9"/>
+        <w:numPr>
+          <w:ilvl w:val="0"/>
+          <w:numId w:val="4"/>
+        </w:numPr>
+        <w:rPr>
+          <w:rFonts w:asciiTheme="majorBidi" w:hAnsiTheme="majorBidi" w:cstheme="majorBidi"/>
+          <w:sz w:val="32"/>
+          <w:szCs w:val="32"/>
+        </w:rPr>
+      </w:pPr>
+      <w:r>
+        <w:rPr>
+          <w:rFonts w:asciiTheme="majorBidi" w:hAnsiTheme="majorBidi" w:cstheme="majorBidi" w:hint="cs"/>
+          <w:sz w:val="32"/>
+          <w:szCs w:val="32"/>
+          <w:rtl/>
+        </w:rPr>
+        <w:lastRenderedPageBreak/>
         <w:t>קוד התוכנית</w:t>
       </w:r>
     </w:p>
@@ -15777,21 +15437,19 @@
           <w:szCs w:val="21"/>
           <w14:ligatures w14:val="none"/>
         </w:rPr>
-        <w:t xml:space="preserve"> </w:t>
-      </w:r>
-      <w:proofErr w:type="spellStart"/>
-      <w:r>
-        <w:rPr>
-          <w:rFonts w:ascii="Consolas" w:eastAsia="Times New Roman" w:hAnsi="Consolas" w:cs="Times New Roman"/>
-          <w:color w:val="D4D4D4"/>
+        <w:t xml:space="preserve"> servoPin </w:t>
+      </w:r>
+      <w:r>
+        <w:rPr>
+          <w:rFonts w:ascii="Consolas" w:eastAsia="Times New Roman" w:hAnsi="Consolas" w:cs="Times New Roman"/>
+          <w:color w:val="DCDCDC"/>
           <w:kern w:val="0"/>
           <w:sz w:val="21"/>
           <w:szCs w:val="21"/>
           <w14:ligatures w14:val="none"/>
         </w:rPr>
-        <w:t>servoPin</w:t>
-      </w:r>
-      <w:proofErr w:type="spellEnd"/>
+        <w:t>=</w:t>
+      </w:r>
       <w:r>
         <w:rPr>
           <w:rFonts w:ascii="Consolas" w:eastAsia="Times New Roman" w:hAnsi="Consolas" w:cs="Times New Roman"/>
@@ -15803,50 +15461,30 @@
         </w:rPr>
         <w:t xml:space="preserve"> </w:t>
       </w:r>
-      <w:r>
-        <w:rPr>
-          <w:rFonts w:ascii="Consolas" w:eastAsia="Times New Roman" w:hAnsi="Consolas" w:cs="Times New Roman"/>
-          <w:color w:val="DCDCDC"/>
+      <w:proofErr w:type="gramStart"/>
+      <w:r>
+        <w:rPr>
+          <w:rFonts w:ascii="Consolas" w:eastAsia="Times New Roman" w:hAnsi="Consolas" w:cs="Times New Roman"/>
+          <w:color w:val="B5CEA8"/>
           <w:kern w:val="0"/>
           <w:sz w:val="21"/>
           <w:szCs w:val="21"/>
           <w14:ligatures w14:val="none"/>
         </w:rPr>
-        <w:t>=</w:t>
-      </w:r>
-      <w:r>
-        <w:rPr>
-          <w:rFonts w:ascii="Consolas" w:eastAsia="Times New Roman" w:hAnsi="Consolas" w:cs="Times New Roman"/>
-          <w:color w:val="D4D4D4"/>
+        <w:t>18</w:t>
+      </w:r>
+      <w:r>
+        <w:rPr>
+          <w:rFonts w:ascii="Consolas" w:eastAsia="Times New Roman" w:hAnsi="Consolas" w:cs="Times New Roman"/>
+          <w:color w:val="DCDCDC"/>
           <w:kern w:val="0"/>
           <w:sz w:val="21"/>
           <w:szCs w:val="21"/>
           <w14:ligatures w14:val="none"/>
         </w:rPr>
-        <w:t xml:space="preserve"> </w:t>
-      </w:r>
-      <w:r>
-        <w:rPr>
-          <w:rFonts w:ascii="Consolas" w:eastAsia="Times New Roman" w:hAnsi="Consolas" w:cs="Times New Roman"/>
-          <w:color w:val="B5CEA8"/>
-          <w:kern w:val="0"/>
-          <w:sz w:val="21"/>
-          <w:szCs w:val="21"/>
-          <w14:ligatures w14:val="none"/>
-        </w:rPr>
-        <w:t>18</w:t>
-      </w:r>
-      <w:r>
-        <w:rPr>
-          <w:rFonts w:ascii="Consolas" w:eastAsia="Times New Roman" w:hAnsi="Consolas" w:cs="Times New Roman"/>
-          <w:color w:val="DCDCDC"/>
-          <w:kern w:val="0"/>
-          <w:sz w:val="21"/>
-          <w:szCs w:val="21"/>
-          <w14:ligatures w14:val="none"/>
-        </w:rPr>
         <w:t>;</w:t>
       </w:r>
+      <w:proofErr w:type="gramEnd"/>
     </w:p>
     <w:p>
       <w:pPr>
@@ -15905,31 +15543,7 @@
           <w:szCs w:val="21"/>
           <w14:ligatures w14:val="none"/>
         </w:rPr>
-        <w:t xml:space="preserve"> </w:t>
-      </w:r>
-      <w:proofErr w:type="spellStart"/>
-      <w:r>
-        <w:rPr>
-          <w:rFonts w:ascii="Consolas" w:eastAsia="Times New Roman" w:hAnsi="Consolas" w:cs="Times New Roman"/>
-          <w:color w:val="D4D4D4"/>
-          <w:kern w:val="0"/>
-          <w:sz w:val="21"/>
-          <w:szCs w:val="21"/>
-          <w14:ligatures w14:val="none"/>
-        </w:rPr>
-        <w:t>time_for_delay</w:t>
-      </w:r>
-      <w:proofErr w:type="spellEnd"/>
-      <w:r>
-        <w:rPr>
-          <w:rFonts w:ascii="Consolas" w:eastAsia="Times New Roman" w:hAnsi="Consolas" w:cs="Times New Roman"/>
-          <w:color w:val="D4D4D4"/>
-          <w:kern w:val="0"/>
-          <w:sz w:val="21"/>
-          <w:szCs w:val="21"/>
-          <w14:ligatures w14:val="none"/>
-        </w:rPr>
-        <w:t xml:space="preserve"> </w:t>
+        <w:t xml:space="preserve"> time_for_delay </w:t>
       </w:r>
       <w:r>
         <w:rPr>
@@ -16018,7 +15632,7 @@
         </w:rPr>
         <w:t xml:space="preserve">Servo </w:t>
       </w:r>
-      <w:proofErr w:type="spellStart"/>
+      <w:proofErr w:type="gramStart"/>
       <w:r>
         <w:rPr>
           <w:rFonts w:ascii="Consolas" w:eastAsia="Times New Roman" w:hAnsi="Consolas" w:cs="Times New Roman"/>
@@ -16030,7 +15644,6 @@
         </w:rPr>
         <w:t>myServo</w:t>
       </w:r>
-      <w:proofErr w:type="spellEnd"/>
       <w:r>
         <w:rPr>
           <w:rFonts w:ascii="Consolas" w:eastAsia="Times New Roman" w:hAnsi="Consolas" w:cs="Times New Roman"/>
@@ -16042,6 +15655,7 @@
         </w:rPr>
         <w:t>;</w:t>
       </w:r>
+      <w:proofErr w:type="gramEnd"/>
     </w:p>
     <w:p>
       <w:pPr>
@@ -16178,67 +15792,52 @@
           <w:szCs w:val="21"/>
           <w14:ligatures w14:val="none"/>
         </w:rPr>
-        <w:t xml:space="preserve">  </w:t>
-      </w:r>
-      <w:proofErr w:type="spellStart"/>
-      <w:r>
-        <w:rPr>
-          <w:rFonts w:ascii="Consolas" w:eastAsia="Times New Roman" w:hAnsi="Consolas" w:cs="Times New Roman"/>
-          <w:color w:val="D4D4D4"/>
+        <w:t>  myServo</w:t>
+      </w:r>
+      <w:r>
+        <w:rPr>
+          <w:rFonts w:ascii="Consolas" w:eastAsia="Times New Roman" w:hAnsi="Consolas" w:cs="Times New Roman"/>
+          <w:color w:val="DCDCDC"/>
           <w:kern w:val="0"/>
           <w:sz w:val="21"/>
           <w:szCs w:val="21"/>
           <w14:ligatures w14:val="none"/>
         </w:rPr>
-        <w:t>myServo</w:t>
-      </w:r>
-      <w:r>
-        <w:rPr>
-          <w:rFonts w:ascii="Consolas" w:eastAsia="Times New Roman" w:hAnsi="Consolas" w:cs="Times New Roman"/>
-          <w:color w:val="DCDCDC"/>
+        <w:t>.</w:t>
+      </w:r>
+      <w:r>
+        <w:rPr>
+          <w:rFonts w:ascii="Consolas" w:eastAsia="Times New Roman" w:hAnsi="Consolas" w:cs="Times New Roman"/>
+          <w:color w:val="D4D4D4"/>
           <w:kern w:val="0"/>
           <w:sz w:val="21"/>
           <w:szCs w:val="21"/>
           <w14:ligatures w14:val="none"/>
         </w:rPr>
-        <w:t>.</w:t>
-      </w:r>
-      <w:r>
-        <w:rPr>
-          <w:rFonts w:ascii="Consolas" w:eastAsia="Times New Roman" w:hAnsi="Consolas" w:cs="Times New Roman"/>
-          <w:color w:val="D4D4D4"/>
+        <w:t>attach</w:t>
+      </w:r>
+      <w:r>
+        <w:rPr>
+          <w:rFonts w:ascii="Consolas" w:eastAsia="Times New Roman" w:hAnsi="Consolas" w:cs="Times New Roman"/>
+          <w:color w:val="DCDCDC"/>
           <w:kern w:val="0"/>
           <w:sz w:val="21"/>
           <w:szCs w:val="21"/>
           <w14:ligatures w14:val="none"/>
         </w:rPr>
-        <w:t>attach</w:t>
-      </w:r>
-      <w:proofErr w:type="spellEnd"/>
-      <w:r>
-        <w:rPr>
-          <w:rFonts w:ascii="Consolas" w:eastAsia="Times New Roman" w:hAnsi="Consolas" w:cs="Times New Roman"/>
-          <w:color w:val="DCDCDC"/>
+        <w:t>(</w:t>
+      </w:r>
+      <w:r>
+        <w:rPr>
+          <w:rFonts w:ascii="Consolas" w:eastAsia="Times New Roman" w:hAnsi="Consolas" w:cs="Times New Roman"/>
+          <w:color w:val="D4D4D4"/>
           <w:kern w:val="0"/>
           <w:sz w:val="21"/>
           <w:szCs w:val="21"/>
           <w14:ligatures w14:val="none"/>
         </w:rPr>
-        <w:t>(</w:t>
-      </w:r>
-      <w:proofErr w:type="spellStart"/>
-      <w:r>
-        <w:rPr>
-          <w:rFonts w:ascii="Consolas" w:eastAsia="Times New Roman" w:hAnsi="Consolas" w:cs="Times New Roman"/>
-          <w:color w:val="D4D4D4"/>
-          <w:kern w:val="0"/>
-          <w:sz w:val="21"/>
-          <w:szCs w:val="21"/>
-          <w14:ligatures w14:val="none"/>
-        </w:rPr>
         <w:t>servoPin</w:t>
       </w:r>
-      <w:proofErr w:type="spellEnd"/>
       <w:r>
         <w:rPr>
           <w:rFonts w:ascii="Consolas" w:eastAsia="Times New Roman" w:hAnsi="Consolas" w:cs="Times New Roman"/>
@@ -16275,7 +15874,6 @@
           <w:szCs w:val="21"/>
           <w14:ligatures w14:val="none"/>
         </w:rPr>
-        <w:lastRenderedPageBreak/>
         <w:t>}</w:t>
       </w:r>
     </w:p>
@@ -16414,43 +16012,30 @@
           <w:szCs w:val="21"/>
           <w14:ligatures w14:val="none"/>
         </w:rPr>
-        <w:t xml:space="preserve">  </w:t>
-      </w:r>
-      <w:proofErr w:type="spellStart"/>
-      <w:r>
-        <w:rPr>
-          <w:rFonts w:ascii="Consolas" w:eastAsia="Times New Roman" w:hAnsi="Consolas" w:cs="Times New Roman"/>
-          <w:color w:val="D4D4D4"/>
+        <w:t>  myServo</w:t>
+      </w:r>
+      <w:r>
+        <w:rPr>
+          <w:rFonts w:ascii="Consolas" w:eastAsia="Times New Roman" w:hAnsi="Consolas" w:cs="Times New Roman"/>
+          <w:color w:val="DCDCDC"/>
           <w:kern w:val="0"/>
           <w:sz w:val="21"/>
           <w:szCs w:val="21"/>
           <w14:ligatures w14:val="none"/>
         </w:rPr>
-        <w:t>myServo</w:t>
-      </w:r>
-      <w:r>
-        <w:rPr>
-          <w:rFonts w:ascii="Consolas" w:eastAsia="Times New Roman" w:hAnsi="Consolas" w:cs="Times New Roman"/>
-          <w:color w:val="DCDCDC"/>
+        <w:t>.</w:t>
+      </w:r>
+      <w:r>
+        <w:rPr>
+          <w:rFonts w:ascii="Consolas" w:eastAsia="Times New Roman" w:hAnsi="Consolas" w:cs="Times New Roman"/>
+          <w:color w:val="E97366"/>
           <w:kern w:val="0"/>
           <w:sz w:val="21"/>
           <w:szCs w:val="21"/>
           <w14:ligatures w14:val="none"/>
         </w:rPr>
-        <w:t>.</w:t>
-      </w:r>
-      <w:r>
-        <w:rPr>
-          <w:rFonts w:ascii="Consolas" w:eastAsia="Times New Roman" w:hAnsi="Consolas" w:cs="Times New Roman"/>
-          <w:color w:val="E97366"/>
-          <w:kern w:val="0"/>
-          <w:sz w:val="21"/>
-          <w:szCs w:val="21"/>
-          <w14:ligatures w14:val="none"/>
-        </w:rPr>
         <w:t>write</w:t>
       </w:r>
-      <w:proofErr w:type="spellEnd"/>
       <w:r>
         <w:rPr>
           <w:rFonts w:ascii="Consolas" w:eastAsia="Times New Roman" w:hAnsi="Consolas" w:cs="Times New Roman"/>
@@ -16568,7 +16153,6 @@
         </w:rPr>
         <w:t>(</w:t>
       </w:r>
-      <w:proofErr w:type="spellStart"/>
       <w:r>
         <w:rPr>
           <w:rFonts w:ascii="Consolas" w:eastAsia="Times New Roman" w:hAnsi="Consolas" w:cs="Times New Roman"/>
@@ -16580,7 +16164,6 @@
         </w:rPr>
         <w:t>time_for_delay</w:t>
       </w:r>
-      <w:proofErr w:type="spellEnd"/>
       <w:proofErr w:type="gramStart"/>
       <w:r>
         <w:rPr>
@@ -16668,43 +16251,30 @@
           <w:szCs w:val="21"/>
           <w14:ligatures w14:val="none"/>
         </w:rPr>
-        <w:t xml:space="preserve">  </w:t>
-      </w:r>
-      <w:proofErr w:type="spellStart"/>
-      <w:r>
-        <w:rPr>
-          <w:rFonts w:ascii="Consolas" w:eastAsia="Times New Roman" w:hAnsi="Consolas" w:cs="Times New Roman"/>
-          <w:color w:val="D4D4D4"/>
+        <w:t>  myServo</w:t>
+      </w:r>
+      <w:r>
+        <w:rPr>
+          <w:rFonts w:ascii="Consolas" w:eastAsia="Times New Roman" w:hAnsi="Consolas" w:cs="Times New Roman"/>
+          <w:color w:val="DCDCDC"/>
           <w:kern w:val="0"/>
           <w:sz w:val="21"/>
           <w:szCs w:val="21"/>
           <w14:ligatures w14:val="none"/>
         </w:rPr>
-        <w:t>myServo</w:t>
-      </w:r>
-      <w:r>
-        <w:rPr>
-          <w:rFonts w:ascii="Consolas" w:eastAsia="Times New Roman" w:hAnsi="Consolas" w:cs="Times New Roman"/>
-          <w:color w:val="DCDCDC"/>
+        <w:t>.</w:t>
+      </w:r>
+      <w:r>
+        <w:rPr>
+          <w:rFonts w:ascii="Consolas" w:eastAsia="Times New Roman" w:hAnsi="Consolas" w:cs="Times New Roman"/>
+          <w:color w:val="E97366"/>
           <w:kern w:val="0"/>
           <w:sz w:val="21"/>
           <w:szCs w:val="21"/>
           <w14:ligatures w14:val="none"/>
         </w:rPr>
-        <w:t>.</w:t>
-      </w:r>
-      <w:r>
-        <w:rPr>
-          <w:rFonts w:ascii="Consolas" w:eastAsia="Times New Roman" w:hAnsi="Consolas" w:cs="Times New Roman"/>
-          <w:color w:val="E97366"/>
-          <w:kern w:val="0"/>
-          <w:sz w:val="21"/>
-          <w:szCs w:val="21"/>
-          <w14:ligatures w14:val="none"/>
-        </w:rPr>
         <w:t>write</w:t>
       </w:r>
-      <w:proofErr w:type="spellEnd"/>
       <w:r>
         <w:rPr>
           <w:rFonts w:ascii="Consolas" w:eastAsia="Times New Roman" w:hAnsi="Consolas" w:cs="Times New Roman"/>
@@ -16822,7 +16392,6 @@
         </w:rPr>
         <w:t>(</w:t>
       </w:r>
-      <w:proofErr w:type="spellStart"/>
       <w:r>
         <w:rPr>
           <w:rFonts w:ascii="Consolas" w:eastAsia="Times New Roman" w:hAnsi="Consolas" w:cs="Times New Roman"/>
@@ -16834,7 +16403,6 @@
         </w:rPr>
         <w:t>time_for_delay</w:t>
       </w:r>
-      <w:proofErr w:type="spellEnd"/>
       <w:proofErr w:type="gramStart"/>
       <w:r>
         <w:rPr>
@@ -16922,43 +16490,30 @@
           <w:szCs w:val="21"/>
           <w14:ligatures w14:val="none"/>
         </w:rPr>
-        <w:t xml:space="preserve">  </w:t>
-      </w:r>
-      <w:proofErr w:type="spellStart"/>
-      <w:r>
-        <w:rPr>
-          <w:rFonts w:ascii="Consolas" w:eastAsia="Times New Roman" w:hAnsi="Consolas" w:cs="Times New Roman"/>
-          <w:color w:val="D4D4D4"/>
+        <w:t>  myServo</w:t>
+      </w:r>
+      <w:r>
+        <w:rPr>
+          <w:rFonts w:ascii="Consolas" w:eastAsia="Times New Roman" w:hAnsi="Consolas" w:cs="Times New Roman"/>
+          <w:color w:val="DCDCDC"/>
           <w:kern w:val="0"/>
           <w:sz w:val="21"/>
           <w:szCs w:val="21"/>
           <w14:ligatures w14:val="none"/>
         </w:rPr>
-        <w:t>myServo</w:t>
-      </w:r>
-      <w:r>
-        <w:rPr>
-          <w:rFonts w:ascii="Consolas" w:eastAsia="Times New Roman" w:hAnsi="Consolas" w:cs="Times New Roman"/>
-          <w:color w:val="DCDCDC"/>
+        <w:t>.</w:t>
+      </w:r>
+      <w:r>
+        <w:rPr>
+          <w:rFonts w:ascii="Consolas" w:eastAsia="Times New Roman" w:hAnsi="Consolas" w:cs="Times New Roman"/>
+          <w:color w:val="E97366"/>
           <w:kern w:val="0"/>
           <w:sz w:val="21"/>
           <w:szCs w:val="21"/>
           <w14:ligatures w14:val="none"/>
         </w:rPr>
-        <w:t>.</w:t>
-      </w:r>
-      <w:r>
-        <w:rPr>
-          <w:rFonts w:ascii="Consolas" w:eastAsia="Times New Roman" w:hAnsi="Consolas" w:cs="Times New Roman"/>
-          <w:color w:val="E97366"/>
-          <w:kern w:val="0"/>
-          <w:sz w:val="21"/>
-          <w:szCs w:val="21"/>
-          <w14:ligatures w14:val="none"/>
-        </w:rPr>
         <w:t>write</w:t>
       </w:r>
-      <w:proofErr w:type="spellEnd"/>
       <w:r>
         <w:rPr>
           <w:rFonts w:ascii="Consolas" w:eastAsia="Times New Roman" w:hAnsi="Consolas" w:cs="Times New Roman"/>
@@ -17076,7 +16631,6 @@
         </w:rPr>
         <w:t>(</w:t>
       </w:r>
-      <w:proofErr w:type="spellStart"/>
       <w:r>
         <w:rPr>
           <w:rFonts w:ascii="Consolas" w:eastAsia="Times New Roman" w:hAnsi="Consolas" w:cs="Times New Roman"/>
@@ -17088,7 +16642,6 @@
         </w:rPr>
         <w:t>time_for_delay</w:t>
       </w:r>
-      <w:proofErr w:type="spellEnd"/>
       <w:proofErr w:type="gramStart"/>
       <w:r>
         <w:rPr>
@@ -17169,11 +16722,8 @@
           <w:rFonts w:asciiTheme="majorBidi" w:hAnsiTheme="majorBidi" w:cstheme="majorBidi"/>
           <w:sz w:val="32"/>
           <w:szCs w:val="32"/>
-          <w:lang/>
-        </w:rPr>
-      </w:pPr>
-      <w:bookmarkStart w:id="0" w:name="_GoBack"/>
-      <w:bookmarkEnd w:id="0"/>
+        </w:rPr>
+      </w:pPr>
     </w:p>
     <w:p>
       <w:pPr>
@@ -17295,7 +16845,7 @@
           </mc:Choice>
           <mc:Fallback>
             <w:pict>
-              <v:shape w14:anchorId="6E8A6C0C" id="_x0000_s1032" type="#_x0000_t202" style="position:absolute;left:0;text-align:left;margin-left:315.3pt;margin-top:22.6pt;width:66pt;height:56.15pt;z-index:251682816;visibility:visible;mso-wrap-style:square;mso-width-percent:0;mso-wrap-distance-left:9pt;mso-wrap-distance-top:0;mso-wrap-distance-right:9pt;mso-wrap-distance-bottom:0;mso-position-horizontal:absolute;mso-position-horizontal-relative:text;mso-position-vertical:absolute;mso-position-vertical-relative:text;mso-width-percent:0;mso-width-relative:margin;v-text-anchor:top" o:gfxdata="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" fillcolor="white [3201]" strokecolor="black [3200]" strokeweight="1pt">
+              <v:shape w14:anchorId="6E8A6C0C" id="_x0000_s1032" type="#_x0000_t202" style="position:absolute;left:0;text-align:left;margin-left:315.3pt;margin-top:22.6pt;width:66pt;height:56.15pt;z-index:251682816;visibility:visible;mso-wrap-style:square;mso-width-percent:0;mso-wrap-distance-left:9pt;mso-wrap-distance-top:0;mso-wrap-distance-right:9pt;mso-wrap-distance-bottom:0;mso-position-horizontal:absolute;mso-position-horizontal-relative:text;mso-position-vertical:absolute;mso-position-vertical-relative:text;mso-width-percent:0;mso-width-relative:margin;v-text-anchor:top" o:gfxdata="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" fillcolor="white [3201]" strokecolor="black [3200]" strokeweight="1pt">
                 <v:textbox>
                   <w:txbxContent>
                     <w:p>
@@ -17446,7 +16996,7 @@
           </mc:Choice>
           <mc:Fallback>
             <w:pict>
-              <v:shape w14:anchorId="2E051E60" id="_x0000_s1033" type="#_x0000_t202" style="position:absolute;left:0;text-align:left;margin-left:66.05pt;margin-top:22.05pt;width:66pt;height:54.5pt;z-index:251684864;visibility:visible;mso-wrap-style:square;mso-height-percent:0;mso-wrap-distance-left:9pt;mso-wrap-distance-top:0;mso-wrap-distance-right:9pt;mso-wrap-distance-bottom:0;mso-position-horizontal:absolute;mso-position-horizontal-relative:text;mso-position-vertical:absolute;mso-position-vertical-relative:text;mso-height-percent:0;mso-height-relative:margin;v-text-anchor:top" o:gfxdata="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" fillcolor="white [3201]" strokeweight=".5pt">
+              <v:shape w14:anchorId="2E051E60" id="_x0000_s1033" type="#_x0000_t202" style="position:absolute;left:0;text-align:left;margin-left:66.05pt;margin-top:22.05pt;width:66pt;height:54.5pt;z-index:251684864;visibility:visible;mso-wrap-style:square;mso-height-percent:0;mso-wrap-distance-left:9pt;mso-wrap-distance-top:0;mso-wrap-distance-right:9pt;mso-wrap-distance-bottom:0;mso-position-horizontal:absolute;mso-position-horizontal-relative:text;mso-position-vertical:absolute;mso-position-vertical-relative:text;mso-height-percent:0;mso-height-relative:margin;v-text-anchor:top" o:gfxdata="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" fillcolor="white [3201]" strokeweight=".5pt">
                 <v:textbox>
                   <w:txbxContent>
                     <w:p>
@@ -17761,6 +17311,7 @@
           <w:sz w:val="32"/>
           <w:szCs w:val="32"/>
         </w:rPr>
+        <w:lastRenderedPageBreak/>
         <w:drawing>
           <wp:inline distT="0" distB="0" distL="0" distR="0" wp14:anchorId="6FC7DD35" wp14:editId="617E2E3E">
             <wp:extent cx="2872740" cy="3636869"/>
@@ -17777,7 +17328,7 @@
                     <pic:cNvPicPr/>
                   </pic:nvPicPr>
                   <pic:blipFill>
-                    <a:blip r:embed="rId18">
+                    <a:blip r:embed="rId21">
                       <a:extLst>
                         <a:ext uri="{28A0092B-C50C-407E-A947-70E740481C1C}">
                           <a14:useLocalDpi xmlns:a14="http://schemas.microsoft.com/office/drawing/2010/main" val="0"/>
@@ -17823,6 +17374,16 @@
         </w:rPr>
       </w:pPr>
     </w:p>
+    <w:p>
+      <w:pPr>
+        <w:rPr>
+          <w:rFonts w:asciiTheme="majorBidi" w:hAnsiTheme="majorBidi" w:cstheme="majorBidi"/>
+          <w:sz w:val="32"/>
+          <w:szCs w:val="32"/>
+          <w:rtl/>
+        </w:rPr>
+      </w:pPr>
+    </w:p>
     <w:sectPr>
       <w:pgSz w:w="11906" w:h="16838"/>
       <w:pgMar w:top="1134" w:right="850" w:bottom="1134" w:left="1701" w:header="708" w:footer="708" w:gutter="0"/>
@@ -17834,7 +17395,7 @@
 </file>
 
 <file path=word/numbering.xml><?xml version="1.0" encoding="utf-8"?>
-<w:numbering xmlns:wpc="http://schemas.microsoft.com/office/word/2010/wordprocessingCanvas" xmlns:cx="http://schemas.microsoft.com/office/drawing/2014/chartex" xmlns:cx1="http://schemas.microsoft.com/office/drawing/2015/9/8/chartex" xmlns:cx2="http://schemas.microsoft.com/office/drawing/2015/10/21/chartex" xmlns:cx3="http://schemas.microsoft.com/office/drawing/2016/5/9/chartex" xmlns:cx4="http://schemas.microsoft.com/office/drawing/2016/5/10/chartex" xmlns:cx5="http://schemas.microsoft.com/office/drawing/2016/5/11/chartex" xmlns:cx6="http://schemas.microsoft.com/office/drawing/2016/5/12/chartex" xmlns:cx7="http://schemas.microsoft.com/office/drawing/2016/5/13/chartex" xmlns:cx8="http://schemas.microsoft.com/office/drawing/2016/5/14/chartex" xmlns:mc="http://schemas.openxmlformats.org/markup-compatibility/2006" xmlns:aink="http://schemas.microsoft.com/office/drawing/2016/ink" xmlns:am3d="http://schemas.microsoft.com/office/drawing/2017/model3d" xmlns:o="urn:schemas-microsoft-com:office:office" xmlns:r="http://schemas.openxmlformats.org/officeDocument/2006/relationships" xmlns:m="http://schemas.openxmlformats.org/officeDocument/2006/math" xmlns:v="urn:schemas-microsoft-com:vml" xmlns:wp14="http://schemas.microsoft.com/office/word/2010/wordprocessingDrawing" xmlns:wp="http://schemas.openxmlformats.org/drawingml/2006/wordprocessingDrawing" xmlns:w10="urn:schemas-microsoft-com:office:word" xmlns:w="http://schemas.openxmlformats.org/wordprocessingml/2006/main" xmlns:w14="http://schemas.microsoft.com/office/word/2010/wordml" xmlns:w15="http://schemas.microsoft.com/office/word/2012/wordml" xmlns:w16cid="http://schemas.microsoft.com/office/word/2016/wordml/cid" xmlns:w16se="http://schemas.microsoft.com/office/word/2015/wordml/symex" xmlns:wpg="http://schemas.microsoft.com/office/word/2010/wordprocessingGroup" xmlns:wpi="http://schemas.microsoft.com/office/word/2010/wordprocessingInk" xmlns:wne="http://schemas.microsoft.com/office/word/2006/wordml" xmlns:wps="http://schemas.microsoft.com/office/word/2010/wordprocessingShape" mc:Ignorable="w14 w15 w16se w16cid wp14">
+<w:numbering xmlns:wpc="http://schemas.microsoft.com/office/word/2010/wordprocessingCanvas" xmlns:cx="http://schemas.microsoft.com/office/drawing/2014/chartex" xmlns:cx1="http://schemas.microsoft.com/office/drawing/2015/9/8/chartex" xmlns:cx2="http://schemas.microsoft.com/office/drawing/2015/10/21/chartex" xmlns:cx3="http://schemas.microsoft.com/office/drawing/2016/5/9/chartex" xmlns:cx4="http://schemas.microsoft.com/office/drawing/2016/5/10/chartex" xmlns:cx5="http://schemas.microsoft.com/office/drawing/2016/5/11/chartex" xmlns:cx6="http://schemas.microsoft.com/office/drawing/2016/5/12/chartex" xmlns:cx7="http://schemas.microsoft.com/office/drawing/2016/5/13/chartex" xmlns:cx8="http://schemas.microsoft.com/office/drawing/2016/5/14/chartex" xmlns:mc="http://schemas.openxmlformats.org/markup-compatibility/2006" xmlns:aink="http://schemas.microsoft.com/office/drawing/2016/ink" xmlns:am3d="http://schemas.microsoft.com/office/drawing/2017/model3d" xmlns:o="urn:schemas-microsoft-com:office:office" xmlns:oel="http://schemas.microsoft.com/office/2019/extlst" xmlns:r="http://schemas.openxmlformats.org/officeDocument/2006/relationships" xmlns:m="http://schemas.openxmlformats.org/officeDocument/2006/math" xmlns:v="urn:schemas-microsoft-com:vml" xmlns:wp14="http://schemas.microsoft.com/office/word/2010/wordprocessingDrawing" xmlns:wp="http://schemas.openxmlformats.org/drawingml/2006/wordprocessingDrawing" xmlns:w10="urn:schemas-microsoft-com:office:word" xmlns:w="http://schemas.openxmlformats.org/wordprocessingml/2006/main" xmlns:w14="http://schemas.microsoft.com/office/word/2010/wordml" xmlns:w15="http://schemas.microsoft.com/office/word/2012/wordml" xmlns:w16cex="http://schemas.microsoft.com/office/word/2018/wordml/cex" xmlns:w16cid="http://schemas.microsoft.com/office/word/2016/wordml/cid" xmlns:w16="http://schemas.microsoft.com/office/word/2018/wordml" xmlns:w16du="http://schemas.microsoft.com/office/word/2023/wordml/word16du" xmlns:w16sdtdh="http://schemas.microsoft.com/office/word/2020/wordml/sdtdatahash" xmlns:w16se="http://schemas.microsoft.com/office/word/2015/wordml/symex" xmlns:wpg="http://schemas.microsoft.com/office/word/2010/wordprocessingGroup" xmlns:wpi="http://schemas.microsoft.com/office/word/2010/wordprocessingInk" xmlns:wne="http://schemas.microsoft.com/office/word/2006/wordml" xmlns:wps="http://schemas.microsoft.com/office/word/2010/wordprocessingShape" mc:Ignorable="w14 w15 w16se w16cid w16 w16cex w16sdtdh w16du wp14">
   <w:abstractNum w:abstractNumId="0" w15:restartNumberingAfterBreak="0">
     <w:nsid w:val="001F5F84"/>
     <w:multiLevelType w:val="hybridMultilevel"/>
@@ -18516,14 +18077,14 @@
   <w:abstractNum w:abstractNumId="6" w15:restartNumberingAfterBreak="0">
     <w:nsid w:val="719352AF"/>
     <w:multiLevelType w:val="hybridMultilevel"/>
-    <w:tmpl w:val="EFC4F354"/>
+    <w:tmpl w:val="155483FC"/>
     <w:lvl w:ilvl="0" w:tplc="04090001">
       <w:start w:val="1"/>
       <w:numFmt w:val="bullet"/>
       <w:lvlText w:val=""/>
       <w:lvlJc w:val="left"/>
       <w:pPr>
-        <w:ind w:left="720" w:hanging="360"/>
+        <w:ind w:left="643" w:hanging="360"/>
       </w:pPr>
       <w:rPr>
         <w:rFonts w:ascii="Symbol" w:hAnsi="Symbol" w:hint="default"/>
@@ -18626,32 +18187,32 @@
       </w:rPr>
     </w:lvl>
   </w:abstractNum>
-  <w:num w:numId="1">
+  <w:num w:numId="1" w16cid:durableId="122499985">
     <w:abstractNumId w:val="4"/>
   </w:num>
-  <w:num w:numId="2">
+  <w:num w:numId="2" w16cid:durableId="1126974038">
     <w:abstractNumId w:val="0"/>
   </w:num>
-  <w:num w:numId="3">
+  <w:num w:numId="3" w16cid:durableId="2043095494">
     <w:abstractNumId w:val="2"/>
   </w:num>
-  <w:num w:numId="4">
+  <w:num w:numId="4" w16cid:durableId="1386567292">
     <w:abstractNumId w:val="6"/>
   </w:num>
-  <w:num w:numId="5">
+  <w:num w:numId="5" w16cid:durableId="1679577240">
     <w:abstractNumId w:val="1"/>
   </w:num>
-  <w:num w:numId="6">
+  <w:num w:numId="6" w16cid:durableId="1956905157">
     <w:abstractNumId w:val="3"/>
   </w:num>
-  <w:num w:numId="7">
+  <w:num w:numId="7" w16cid:durableId="885146787">
     <w:abstractNumId w:val="5"/>
   </w:num>
 </w:numbering>
 </file>
 
 <file path=word/styles.xml><?xml version="1.0" encoding="utf-8"?>
-<w:styles xmlns:mc="http://schemas.openxmlformats.org/markup-compatibility/2006" xmlns:r="http://schemas.openxmlformats.org/officeDocument/2006/relationships" xmlns:w="http://schemas.openxmlformats.org/wordprocessingml/2006/main" xmlns:w14="http://schemas.microsoft.com/office/word/2010/wordml" xmlns:w15="http://schemas.microsoft.com/office/word/2012/wordml" xmlns:w16cid="http://schemas.microsoft.com/office/word/2016/wordml/cid" xmlns:w16se="http://schemas.microsoft.com/office/word/2015/wordml/symex" mc:Ignorable="w14 w15 w16se w16cid">
+<w:styles xmlns:mc="http://schemas.openxmlformats.org/markup-compatibility/2006" xmlns:r="http://schemas.openxmlformats.org/officeDocument/2006/relationships" xmlns:w="http://schemas.openxmlformats.org/wordprocessingml/2006/main" xmlns:w14="http://schemas.microsoft.com/office/word/2010/wordml" xmlns:w15="http://schemas.microsoft.com/office/word/2012/wordml" xmlns:w16cex="http://schemas.microsoft.com/office/word/2018/wordml/cex" xmlns:w16cid="http://schemas.microsoft.com/office/word/2016/wordml/cid" xmlns:w16="http://schemas.microsoft.com/office/word/2018/wordml" xmlns:w16du="http://schemas.microsoft.com/office/word/2023/wordml/word16du" xmlns:w16sdtdh="http://schemas.microsoft.com/office/word/2020/wordml/sdtdatahash" xmlns:w16se="http://schemas.microsoft.com/office/word/2015/wordml/symex" mc:Ignorable="w14 w15 w16se w16cid w16 w16cex w16sdtdh w16du">
   <w:docDefaults>
     <w:rPrDefault>
       <w:rPr>
@@ -18670,7 +18231,7 @@
       </w:pPr>
     </w:pPrDefault>
   </w:docDefaults>
-  <w:latentStyles w:defLockedState="0" w:defUIPriority="99" w:defSemiHidden="0" w:defUnhideWhenUsed="0" w:defQFormat="0" w:count="375">
+  <w:latentStyles w:defLockedState="0" w:defUIPriority="99" w:defSemiHidden="0" w:defUnhideWhenUsed="0" w:defQFormat="0" w:count="376">
     <w:lsdException w:name="Normal" w:uiPriority="0" w:qFormat="1"/>
     <w:lsdException w:name="heading 1" w:uiPriority="9" w:qFormat="1"/>
     <w:lsdException w:name="heading 2" w:semiHidden="1" w:uiPriority="9" w:unhideWhenUsed="1" w:qFormat="1"/>
@@ -19046,6 +18607,7 @@
     <w:lsdException w:name="Smart Hyperlink" w:semiHidden="1" w:unhideWhenUsed="1"/>
     <w:lsdException w:name="Hashtag" w:semiHidden="1" w:unhideWhenUsed="1"/>
     <w:lsdException w:name="Unresolved Mention" w:semiHidden="1" w:unhideWhenUsed="1"/>
+    <w:lsdException w:name="Smart Link" w:semiHidden="1" w:unhideWhenUsed="1"/>
   </w:latentStyles>
   <w:style w:type="paragraph" w:default="1" w:styleId="a">
     <w:name w:val="Normal"/>
